--- a/downloads/workbook/ai-6-week-25.docx
+++ b/downloads/workbook/ai-6-week-25.docx
@@ -997,6 +997,178 @@
         <w:t>Project connection: For the Grounded Learning Service, retain an annotated trace and the changed-case result. Name the contract or evidence that makes the deciding step valid, so another team can review it.</w:t>
       </w:r>
     </w:p>
+    <w:p>
+      <w:pPr>
+        <w:pStyle w:val="Heading1"/>
+      </w:pPr>
+      <w:r>
+        <w:t>13. Project portfolio milestone</w:t>
+      </w:r>
+    </w:p>
+    <w:p>
+      <w:r>
+        <w:t>Project: Grounded Learning Service</w:t>
+      </w:r>
+    </w:p>
+    <w:p>
+      <w:r>
+        <w:t>Current milestone: Prepare the demonstration. Gather reproducible instructions, evidence, access checks and remaining limitations.</w:t>
+      </w:r>
+    </w:p>
+    <w:p>
+      <w:r>
+        <w:t>For the Grounded Learning Service, retain an annotated trace and the changed-case result. Name the contract or evidence that makes the deciding step valid, so another team can review it.</w:t>
+      </w:r>
+    </w:p>
+    <w:tbl>
+      <w:tblPr>
+        <w:tblStyle w:val="LightShading-Accent1"/>
+        <w:tblW w:type="auto" w:w="0"/>
+        <w:tblLook w:firstColumn="1" w:firstRow="1" w:lastColumn="0" w:lastRow="0" w:noHBand="0" w:noVBand="1" w:val="04A0"/>
+      </w:tblPr>
+      <w:tblGrid>
+        <w:gridCol w:w="5112"/>
+        <w:gridCol w:w="5112"/>
+      </w:tblGrid>
+      <w:tr>
+        <w:trPr>
+          <w:tblHeader/>
+        </w:trPr>
+        <w:tc>
+          <w:tcPr>
+            <w:tcW w:type="dxa" w:w="5112"/>
+          </w:tcPr>
+          <w:p>
+            <w:r>
+              <w:t>Evidence to keep</w:t>
+            </w:r>
+          </w:p>
+        </w:tc>
+        <w:tc>
+          <w:tcPr>
+            <w:tcW w:type="dxa" w:w="5112"/>
+          </w:tcPr>
+          <w:p>
+            <w:r>
+              <w:t>My record</w:t>
+            </w:r>
+          </w:p>
+        </w:tc>
+      </w:tr>
+      <w:tr>
+        <w:tc>
+          <w:tcPr>
+            <w:tcW w:type="dxa" w:w="5112"/>
+          </w:tcPr>
+          <w:p>
+            <w:r>
+              <w:t>This week’s input and deciding step</w:t>
+            </w:r>
+          </w:p>
+        </w:tc>
+        <w:tc>
+          <w:tcPr>
+            <w:tcW w:type="dxa" w:w="5112"/>
+          </w:tcPr>
+          <w:p>
+            <w:r/>
+          </w:p>
+        </w:tc>
+      </w:tr>
+      <w:tr>
+        <w:tc>
+          <w:tcPr>
+            <w:tcW w:type="dxa" w:w="5112"/>
+          </w:tcPr>
+          <w:p>
+            <w:r>
+              <w:t>Prediction and actual result (or labelled paper trace)</w:t>
+            </w:r>
+          </w:p>
+        </w:tc>
+        <w:tc>
+          <w:tcPr>
+            <w:tcW w:type="dxa" w:w="5112"/>
+          </w:tcPr>
+          <w:p>
+            <w:r/>
+          </w:p>
+        </w:tc>
+      </w:tr>
+      <w:tr>
+        <w:tc>
+          <w:tcPr>
+            <w:tcW w:type="dxa" w:w="5112"/>
+          </w:tcPr>
+          <w:p>
+            <w:r>
+              <w:t>One change since the previous checkpoint and why</w:t>
+            </w:r>
+          </w:p>
+        </w:tc>
+        <w:tc>
+          <w:tcPr>
+            <w:tcW w:type="dxa" w:w="5112"/>
+          </w:tcPr>
+          <w:p>
+            <w:r/>
+          </w:p>
+        </w:tc>
+      </w:tr>
+      <w:tr>
+        <w:tc>
+          <w:tcPr>
+            <w:tcW w:type="dxa" w:w="5112"/>
+          </w:tcPr>
+          <w:p>
+            <w:r>
+              <w:t>One error or limit and the next test</w:t>
+            </w:r>
+          </w:p>
+        </w:tc>
+        <w:tc>
+          <w:tcPr>
+            <w:tcW w:type="dxa" w:w="5112"/>
+          </w:tcPr>
+          <w:p>
+            <w:r/>
+          </w:p>
+        </w:tc>
+      </w:tr>
+    </w:tbl>
+    <w:p>
+      <w:pPr>
+        <w:pStyle w:val="Heading3"/>
+      </w:pPr>
+      <w:r>
+        <w:t>Explain what this week adds to your project. Reuse last week’s record rather than starting again.</w:t>
+      </w:r>
+    </w:p>
+    <w:p>
+      <w:r>
+        <w:t>________________________________________________________________</w:t>
+      </w:r>
+    </w:p>
+    <w:p>
+      <w:r>
+        <w:t>________________________________________________________________</w:t>
+      </w:r>
+    </w:p>
+    <w:p>
+      <w:r>
+        <w:t>________________________________________________________________</w:t>
+      </w:r>
+    </w:p>
+    <w:p>
+      <w:r>
+        <w:t>________________________________________________________________</w:t>
+      </w:r>
+    </w:p>
+    <w:p>
+      <w:r>
+        <w:t>________________________________________________________________</w:t>
+      </w:r>
+    </w:p>
     <w:sectPr>
       <w:pgSz w:w="12240" w:h="15840"/>
       <w:pgMar w:top="936" w:right="1008" w:bottom="936" w:left="1008" w:header="720" w:footer="720" w:gutter="0"/>

--- a/downloads/workbook/ai-6-week-25.docx
+++ b/downloads/workbook/ai-6-week-25.docx
@@ -1169,6 +1169,235 @@
         <w:t>________________________________________________________________</w:t>
       </w:r>
     </w:p>
+    <w:p>
+      <w:pPr>
+        <w:pStyle w:val="Heading1"/>
+      </w:pPr>
+      <w:r>
+        <w:t>14. Supported practice and learning evidence</w:t>
+      </w:r>
+    </w:p>
+    <w:p>
+      <w:r>
+        <w:t>Use this supported practice once, in the browser or on paper. Keep the reserved independent assessment for a separate first attempt before teacher feedback.</w:t>
+      </w:r>
+    </w:p>
+    <w:p>
+      <w:r>
+        <w:t>Monitor separate question slices. A service uses the same rubric on clear and ambiguous questions in two recorded weeks.</w:t>
+      </w:r>
+    </w:p>
+    <w:p>
+      <w:pPr>
+        <w:pStyle w:val="Heading3"/>
+      </w:pPr>
+      <w:r>
+        <w:t>Practice 1: explain the deciding evidence</w:t>
+      </w:r>
+    </w:p>
+    <w:p>
+      <w:r>
+        <w:t>Which labelled step matches this detail? Inspect that slice’s failures before selecting a repair.</w:t>
+      </w:r>
+    </w:p>
+    <w:p>
+      <w:r>
+        <w:t>1. Compute totals</w:t>
+      </w:r>
+    </w:p>
+    <w:p>
+      <w:r>
+        <w:t>2. Investigate ambiguity</w:t>
+      </w:r>
+    </w:p>
+    <w:p>
+      <w:r>
+        <w:t>3. Compute slice rates</w:t>
+      </w:r>
+    </w:p>
+    <w:p>
+      <w:pPr>
+        <w:pStyle w:val="Heading3"/>
+      </w:pPr>
+      <w:r>
+        <w:t>My selected conclusion, deciding fact and explanation</w:t>
+      </w:r>
+    </w:p>
+    <w:p>
+      <w:r>
+        <w:t>________________________________________________________________</w:t>
+      </w:r>
+    </w:p>
+    <w:p>
+      <w:r>
+        <w:t>________________________________________________________________</w:t>
+      </w:r>
+    </w:p>
+    <w:p>
+      <w:r>
+        <w:t>________________________________________________________________</w:t>
+      </w:r>
+    </w:p>
+    <w:p>
+      <w:r>
+        <w:t>________________________________________________________________</w:t>
+      </w:r>
+    </w:p>
+    <w:p>
+      <w:r>
+        <w:t>________________________________________________________________</w:t>
+      </w:r>
+    </w:p>
+    <w:p>
+      <w:r>
+        <w:t>Hint if needed: Read the steps in the pictorial case. Match the supplied detail to the stage that performs or records it.</w:t>
+      </w:r>
+    </w:p>
+    <w:p>
+      <w:r>
+        <w:t>After your attempt, compare with the supported explanation: Investigate ambiguity Inspect that slice’s failures before selecting a repair. Slice monitoring exposes changes hidden by common easy questions. Retain each denominator and compare the measurement conditions.</w:t>
+      </w:r>
+    </w:p>
+    <w:p>
+      <w:pPr>
+        <w:pStyle w:val="Heading3"/>
+      </w:pPr>
+      <w:r>
+        <w:t>Practice 2: explain the deciding evidence</w:t>
+      </w:r>
+    </w:p>
+    <w:p>
+      <w:r>
+        <w:t>Changed-case practice: Week B has no ambiguous questions. Which conclusion is supported by the supplied facts?</w:t>
+      </w:r>
+    </w:p>
+    <w:p>
+      <w:r>
+        <w:t>1. That slice is unmeasured, not perfectly correct.</w:t>
+      </w:r>
+    </w:p>
+    <w:p>
+      <w:r>
+        <w:t>2. We can decide the result without examining the changed input or the procedure.</w:t>
+      </w:r>
+    </w:p>
+    <w:p>
+      <w:r>
+        <w:t>3. This one example guarantees correct results for every future input.</w:t>
+      </w:r>
+    </w:p>
+    <w:p>
+      <w:pPr>
+        <w:pStyle w:val="Heading3"/>
+      </w:pPr>
+      <w:r>
+        <w:t>My selected conclusion, deciding fact and explanation</w:t>
+      </w:r>
+    </w:p>
+    <w:p>
+      <w:r>
+        <w:t>________________________________________________________________</w:t>
+      </w:r>
+    </w:p>
+    <w:p>
+      <w:r>
+        <w:t>________________________________________________________________</w:t>
+      </w:r>
+    </w:p>
+    <w:p>
+      <w:r>
+        <w:t>________________________________________________________________</w:t>
+      </w:r>
+    </w:p>
+    <w:p>
+      <w:r>
+        <w:t>________________________________________________________________</w:t>
+      </w:r>
+    </w:p>
+    <w:p>
+      <w:r>
+        <w:t>________________________________________________________________</w:t>
+      </w:r>
+    </w:p>
+    <w:p>
+      <w:r>
+        <w:t>Hint if needed: Use the changed condition and the deciding step in the pictorial trace. The answer must say what follows from those facts.</w:t>
+      </w:r>
+    </w:p>
+    <w:p>
+      <w:r>
+        <w:t>After your attempt, compare with the supported explanation: That slice is unmeasured, not perfectly correct. No observations means no rate can be calculated for it.</w:t>
+      </w:r>
+    </w:p>
+    <w:p>
+      <w:pPr>
+        <w:pStyle w:val="Heading3"/>
+      </w:pPr>
+      <w:r>
+        <w:t>Repair a missing building block</w:t>
+      </w:r>
+    </w:p>
+    <w:p>
+      <w:r>
+        <w:t>Review Release and rollback (ai-6/24). Goal: Explain the mechanism and terminology of release and rollback. Short practice: Compute A’s and B’s correctness percentages. Why is B still blocked, and does passing a fresh privacy check automatically satisfy every release gate?. Return to this week and explain what you changed.</w:t>
+      </w:r>
+    </w:p>
+    <w:p>
+      <w:r>
+        <w:t>Review Queues and asynchronous work (ai-6/22). Goal: Explain the mechanism and terminology of queues and asynchronous work. Short practice: Explain what the queued J12 submission response proves and what it does not. Which event permits succeeded status, and what status is honest after a worker crash?. Return to this week and explain what you changed.</w:t>
+      </w:r>
+    </w:p>
+    <w:p>
+      <w:r>
+        <w:t>Review Sandboxing and resource limits (ai-6/19). Goal: Explain the mechanism and terminology of sandboxing and resource limits. Short practice: Check A against both resource limits and B against network isolation. Why must A stop after three seconds even if its output remains only 2 MB?. Return to this week and explain what you changed.</w:t>
+      </w:r>
+    </w:p>
+    <w:p>
+      <w:pPr>
+        <w:pStyle w:val="Heading3"/>
+      </w:pPr>
+      <w:r>
+        <w:t>Keep your completed work</w:t>
+      </w:r>
+    </w:p>
+    <w:p>
+      <w:r>
+        <w:t>Use Download completed work in the hosted lesson to export your answers, reflections, practice feedback and code-run evidence. Open the HTML copy to read or print it. Drafts stay in this browser when storage is available; clear drafts on a shared device.</w:t>
+      </w:r>
+    </w:p>
+    <w:p>
+      <w:pPr>
+        <w:pStyle w:val="Heading3"/>
+      </w:pPr>
+      <w:r>
+        <w:t>What I repaired, the evidence I kept and the next test</w:t>
+      </w:r>
+    </w:p>
+    <w:p>
+      <w:r>
+        <w:t>________________________________________________________________</w:t>
+      </w:r>
+    </w:p>
+    <w:p>
+      <w:r>
+        <w:t>________________________________________________________________</w:t>
+      </w:r>
+    </w:p>
+    <w:p>
+      <w:r>
+        <w:t>________________________________________________________________</w:t>
+      </w:r>
+    </w:p>
+    <w:p>
+      <w:r>
+        <w:t>________________________________________________________________</w:t>
+      </w:r>
+    </w:p>
+    <w:p>
+      <w:r>
+        <w:t>________________________________________________________________</w:t>
+      </w:r>
+    </w:p>
     <w:sectPr>
       <w:pgSz w:w="12240" w:h="15840"/>
       <w:pgMar w:top="936" w:right="1008" w:bottom="936" w:left="1008" w:header="720" w:footer="720" w:gutter="0"/>

--- a/downloads/workbook/ai-6-week-25.docx
+++ b/downloads/workbook/ai-6-week-25.docx
@@ -30,33 +30,45 @@
     </w:p>
     <w:p>
       <w:r>
-        <w:t>Try the recall before opening notes. Then use a different colour or a labelled second line to correct your explanation.</w:t>
+        <w:t>Record your starting explanation for Monitoring quality drift before opening notes. Show any later correction separately.</w:t>
       </w:r>
     </w:p>
     <w:p>
       <w:pPr>
-        <w:pStyle w:val="Heading3"/>
-      </w:pPr>
-      <w:r>
-        <w:t>Release and rollback</w:t>
+        <w:spacing w:line="336" w:lineRule="auto" w:after="180"/>
+      </w:pPr>
+      <w:r>
+        <w:rPr>
+          <w:b w:val="0"/>
+        </w:rPr>
+        <w:t>Try the recall before opening notes. Then use a different colour or a labelled second line to correct your explanation.</w:t>
       </w:r>
     </w:p>
     <w:p>
-      <w:r>
-        <w:t>Without opening the old lesson, explain one key idea from Release and rollback. Give an example and a mistake that the idea helps you avoid.</w:t>
+      <w:pPr>
+        <w:pStyle w:val="Heading3"/>
+      </w:pPr>
+      <w:r>
+        <w:t>Release and rollback</w:t>
       </w:r>
     </w:p>
     <w:p>
       <w:pPr>
-        <w:pStyle w:val="Heading3"/>
-      </w:pPr>
-      <w:r>
-        <w:t>My remembered idea, example and correction</w:t>
+        <w:spacing w:line="336" w:lineRule="auto" w:after="180"/>
+      </w:pPr>
+      <w:r>
+        <w:rPr>
+          <w:b w:val="0"/>
+        </w:rPr>
+        <w:t>Without opening the old lesson, explain one key idea from Release and rollback. Give an example and a mistake that the idea helps you avoid.</w:t>
       </w:r>
     </w:p>
     <w:p>
-      <w:r>
-        <w:t>________________________________________________________________</w:t>
+      <w:pPr>
+        <w:pStyle w:val="Heading3"/>
+      </w:pPr>
+      <w:r>
+        <w:t>My remembered idea, example and correction</w:t>
       </w:r>
     </w:p>
     <w:p>
@@ -70,29 +82,35 @@
       </w:r>
     </w:p>
     <w:p>
-      <w:pPr>
-        <w:pStyle w:val="Heading3"/>
-      </w:pPr>
-      <w:r>
-        <w:t>Queues and asynchronous work</w:t>
+      <w:r>
+        <w:t>________________________________________________________________</w:t>
       </w:r>
     </w:p>
     <w:p>
-      <w:r>
-        <w:t>Without opening the old lesson, explain one key idea from Queues and asynchronous work. Give an example and a mistake that the idea helps you avoid.</w:t>
+      <w:pPr>
+        <w:pStyle w:val="Heading3"/>
+      </w:pPr>
+      <w:r>
+        <w:t>Queues and asynchronous work</w:t>
       </w:r>
     </w:p>
     <w:p>
       <w:pPr>
-        <w:pStyle w:val="Heading3"/>
-      </w:pPr>
-      <w:r>
-        <w:t>My remembered idea, example and correction</w:t>
+        <w:spacing w:line="336" w:lineRule="auto" w:after="180"/>
+      </w:pPr>
+      <w:r>
+        <w:rPr>
+          <w:b w:val="0"/>
+        </w:rPr>
+        <w:t>Without opening the old lesson, explain one key idea from Queues and asynchronous work. Give an example and a mistake that the idea helps you avoid.</w:t>
       </w:r>
     </w:p>
     <w:p>
-      <w:r>
-        <w:t>________________________________________________________________</w:t>
+      <w:pPr>
+        <w:pStyle w:val="Heading3"/>
+      </w:pPr>
+      <w:r>
+        <w:t>My remembered idea, example and correction</w:t>
       </w:r>
     </w:p>
     <w:p>
@@ -106,29 +124,35 @@
       </w:r>
     </w:p>
     <w:p>
-      <w:pPr>
-        <w:pStyle w:val="Heading3"/>
-      </w:pPr>
-      <w:r>
-        <w:t>Sandboxing and resource limits</w:t>
+      <w:r>
+        <w:t>________________________________________________________________</w:t>
       </w:r>
     </w:p>
     <w:p>
-      <w:r>
-        <w:t>Without opening the old lesson, explain one key idea from Sandboxing and resource limits. Give an example and a mistake that the idea helps you avoid.</w:t>
+      <w:pPr>
+        <w:pStyle w:val="Heading3"/>
+      </w:pPr>
+      <w:r>
+        <w:t>Sandboxing and resource limits</w:t>
       </w:r>
     </w:p>
     <w:p>
       <w:pPr>
-        <w:pStyle w:val="Heading3"/>
-      </w:pPr>
-      <w:r>
-        <w:t>My remembered idea, example and correction</w:t>
+        <w:spacing w:line="336" w:lineRule="auto" w:after="180"/>
+      </w:pPr>
+      <w:r>
+        <w:rPr>
+          <w:b w:val="0"/>
+        </w:rPr>
+        <w:t>Without opening the old lesson, explain one key idea from Sandboxing and resource limits. Give an example and a mistake that the idea helps you avoid.</w:t>
       </w:r>
     </w:p>
     <w:p>
-      <w:r>
-        <w:t>________________________________________________________________</w:t>
+      <w:pPr>
+        <w:pStyle w:val="Heading3"/>
+      </w:pPr>
+      <w:r>
+        <w:t>My remembered idea, example and correction</w:t>
       </w:r>
     </w:p>
     <w:p>
@@ -142,16 +166,44 @@
       </w:r>
     </w:p>
     <w:p>
-      <w:pPr>
-        <w:pStyle w:val="Heading1"/>
-      </w:pPr>
-      <w:r>
-        <w:t>02. Practise with fading help</w:t>
+      <w:r>
+        <w:t>________________________________________________________________</w:t>
       </w:r>
     </w:p>
     <w:p>
-      <w:r>
-        <w:t>Use W2: Trace the worked case for Monitoring quality drift. Record the answer once; the lesson and workbook refer to the same attempt.</w:t>
+      <w:pPr>
+        <w:pStyle w:val="Heading1"/>
+      </w:pPr>
+      <w:r>
+        <w:t>02. Practise with fading help</w:t>
+      </w:r>
+    </w:p>
+    <w:p>
+      <w:r>
+        <w:t>Complete the supported Monitoring quality drift trace and record the first step you can explain without help.</w:t>
+      </w:r>
+    </w:p>
+    <w:p>
+      <w:pPr>
+        <w:spacing w:line="336" w:lineRule="auto" w:after="180"/>
+      </w:pPr>
+      <w:r>
+        <w:rPr>
+          <w:b w:val="0"/>
+        </w:rPr>
+        <w:t xml:space="preserve">Use W2: Trace the worked case for Monitoring quality </w:t>
+      </w:r>
+      <w:r>
+        <w:rPr>
+          <w:b/>
+        </w:rPr>
+        <w:t>drift</w:t>
+      </w:r>
+      <w:r>
+        <w:rPr>
+          <w:b w:val="0"/>
+        </w:rPr>
+        <w:t>. Record the answer once; the lesson and workbook refer to the same attempt.</w:t>
       </w:r>
     </w:p>
     <w:tbl>
@@ -279,25 +331,49 @@
     </w:p>
     <w:p>
       <w:r>
-        <w:t>Use the worked case for Monitoring quality drift. Proposed explanation: “The worked result establishes every future case”. Decide whether this explanation is supported. Point to the step or supplied fact that decides; explain your repair if needed.</w:t>
+        <w:t>Check the proposed Monitoring quality drift explanation against the supplied facts before discussing it.</w:t>
       </w:r>
     </w:p>
     <w:p>
       <w:pPr>
-        <w:pStyle w:val="Heading3"/>
-      </w:pPr>
-      <w:r>
-        <w:t>My explanation before partner discussion</w:t>
+        <w:spacing w:line="336" w:lineRule="auto" w:after="180"/>
+      </w:pPr>
+      <w:r>
+        <w:rPr>
+          <w:b w:val="0"/>
+        </w:rPr>
+        <w:t xml:space="preserve">Use the worked case for Monitoring quality </w:t>
+      </w:r>
+      <w:r>
+        <w:rPr>
+          <w:b/>
+        </w:rPr>
+        <w:t>drift</w:t>
+      </w:r>
+      <w:r>
+        <w:rPr>
+          <w:b w:val="0"/>
+        </w:rPr>
+        <w:t>. Proposed explanation: “The worked result establishes every future case”. Decide whether this explanation is supported.</w:t>
       </w:r>
     </w:p>
     <w:p>
-      <w:r>
-        <w:t>________________________________________________________________</w:t>
+      <w:pPr>
+        <w:spacing w:line="336" w:lineRule="auto" w:after="180"/>
+      </w:pPr>
+      <w:r>
+        <w:rPr>
+          <w:b w:val="0"/>
+        </w:rPr>
+        <w:t>Point to the step or supplied fact that decides; explain your repair if needed.</w:t>
       </w:r>
     </w:p>
     <w:p>
-      <w:r>
-        <w:t>________________________________________________________________</w:t>
+      <w:pPr>
+        <w:pStyle w:val="Heading3"/>
+      </w:pPr>
+      <w:r>
+        <w:t>My explanation before partner discussion</w:t>
       </w:r>
     </w:p>
     <w:p>
@@ -311,47 +387,65 @@
       </w:r>
     </w:p>
     <w:p>
-      <w:pPr>
-        <w:pStyle w:val="Heading1"/>
-      </w:pPr>
-      <w:r>
-        <w:t>04. Independent transfer case</w:t>
+      <w:r>
+        <w:t>________________________________________________________________</w:t>
       </w:r>
     </w:p>
     <w:p>
-      <w:pPr>
-        <w:pStyle w:val="Heading3"/>
-      </w:pPr>
-      <w:r>
-        <w:t>Independent case: Apply a new case independently</w:t>
+      <w:r>
+        <w:t>________________________________________________________________</w:t>
       </w:r>
     </w:p>
     <w:p>
-      <w:r>
-        <w:t>Window A passes8/10; B passes12/20. Threshold70%. Compare.</w:t>
+      <w:pPr>
+        <w:pStyle w:val="Heading1"/>
+      </w:pPr>
+      <w:r>
+        <w:t>04. Independent transfer case</w:t>
       </w:r>
     </w:p>
     <w:p>
-      <w:pPr>
-        <w:pStyle w:val="Heading3"/>
-      </w:pPr>
-      <w:r>
-        <w:t>My independent explanation, trace and limits</w:t>
+      <w:r>
+        <w:t>Write one first attempt at the reserved independent case before feedback. Repeated copies of that case refer to the same recorded attempt.</w:t>
       </w:r>
     </w:p>
     <w:p>
-      <w:r>
-        <w:t>________________________________________________________________</w:t>
+      <w:pPr>
+        <w:pStyle w:val="Heading3"/>
+      </w:pPr>
+      <w:r>
+        <w:t>Independent case: Apply a new case independently</w:t>
       </w:r>
     </w:p>
     <w:p>
-      <w:r>
-        <w:t>________________________________________________________________</w:t>
+      <w:pPr>
+        <w:spacing w:line="336" w:lineRule="auto" w:after="180"/>
+      </w:pPr>
+      <w:r>
+        <w:rPr>
+          <w:b w:val="0"/>
+        </w:rPr>
+        <w:t>Window A passes8/10; B passes12/20. Threshold</w:t>
+      </w:r>
+      <w:r>
+        <w:rPr>
+          <w:b/>
+        </w:rPr>
+        <w:t>70%</w:t>
+      </w:r>
+      <w:r>
+        <w:rPr>
+          <w:b w:val="0"/>
+        </w:rPr>
+        <w:t>. Compare.</w:t>
       </w:r>
     </w:p>
     <w:p>
-      <w:r>
-        <w:t>________________________________________________________________</w:t>
+      <w:pPr>
+        <w:pStyle w:val="Heading3"/>
+      </w:pPr>
+      <w:r>
+        <w:t>My independent explanation, trace and limits</w:t>
       </w:r>
     </w:p>
     <w:p>
@@ -376,48 +470,96 @@
     </w:p>
     <w:p>
       <w:r>
-        <w:t>Attempt this case before feedback. Record any help. Earlier examples below are further practice; a case already practised with feedback cannot establish fresh transfer.</w:t>
+        <w:t>________________________________________________________________</w:t>
       </w:r>
     </w:p>
     <w:p>
-      <w:pPr>
-        <w:pStyle w:val="Heading1"/>
-      </w:pPr>
-      <w:r>
-        <w:t>05. W1 Explain the mechanism</w:t>
+      <w:r>
+        <w:t>________________________________________________________________</w:t>
       </w:r>
     </w:p>
     <w:p>
       <w:r>
-        <w:t>Explain the weekly mechanism in your own words. Use the worked scenario to name its input, decision rule and output.</w:t>
+        <w:t>________________________________________________________________</w:t>
       </w:r>
     </w:p>
     <w:p>
       <w:pPr>
-        <w:pStyle w:val="Heading3"/>
-      </w:pPr>
-      <w:r>
-        <w:t>My reasoning and evidence</w:t>
+        <w:spacing w:line="336" w:lineRule="auto" w:after="180"/>
+      </w:pPr>
+      <w:r>
+        <w:rPr>
+          <w:b w:val="0"/>
+        </w:rPr>
+        <w:t>Attempt this case before feedback. Record any help. Earlier examples below are further practice; a case already practised with feedback cannot establish fresh transfer.</w:t>
       </w:r>
     </w:p>
     <w:p>
-      <w:r>
-        <w:t>________________________________________________________________</w:t>
+      <w:pPr>
+        <w:pStyle w:val="Heading1"/>
+      </w:pPr>
+      <w:r>
+        <w:t>05. W1 Explain the mechanism</w:t>
       </w:r>
     </w:p>
     <w:p>
       <w:r>
-        <w:t>________________________________________________________________</w:t>
+        <w:t>Explain the mechanism. Apply the supplied Monitoring quality drift facts and keep your reasoning.</w:t>
       </w:r>
     </w:p>
     <w:p>
-      <w:r>
-        <w:t>________________________________________________________________</w:t>
+      <w:pPr>
+        <w:spacing w:line="336" w:lineRule="auto" w:after="180"/>
+      </w:pPr>
+      <w:r>
+        <w:rPr>
+          <w:b w:val="0"/>
+        </w:rPr>
+        <w:t xml:space="preserve">Explain the weekly </w:t>
+      </w:r>
+      <w:r>
+        <w:rPr>
+          <w:b/>
+        </w:rPr>
+        <w:t>mechanism</w:t>
+      </w:r>
+      <w:r>
+        <w:rPr>
+          <w:b w:val="0"/>
+        </w:rPr>
+        <w:t xml:space="preserve"> in your own words. Use the worked scenario to name its </w:t>
+      </w:r>
+      <w:r>
+        <w:rPr>
+          <w:b/>
+        </w:rPr>
+        <w:t>input</w:t>
+      </w:r>
+      <w:r>
+        <w:rPr>
+          <w:b w:val="0"/>
+        </w:rPr>
+        <w:t xml:space="preserve">, decision rule and </w:t>
+      </w:r>
+      <w:r>
+        <w:rPr>
+          <w:b/>
+        </w:rPr>
+        <w:t>output</w:t>
+      </w:r>
+      <w:r>
+        <w:rPr>
+          <w:b w:val="0"/>
+        </w:rPr>
+        <w:t>.</w:t>
       </w:r>
     </w:p>
     <w:p>
-      <w:r>
-        <w:t>________________________________________________________________</w:t>
+      <w:pPr>
+        <w:pStyle w:val="Heading3"/>
+      </w:pPr>
+      <w:r>
+        <w:t>My reasoning and evidence</w:t>
       </w:r>
     </w:p>
     <w:p>
@@ -431,24 +573,18 @@
       </w:r>
     </w:p>
     <w:p>
-      <w:pPr>
-        <w:pStyle w:val="Heading1"/>
-      </w:pPr>
-      <w:r>
-        <w:t>06. W2 Trace the worked case</w:t>
+      <w:r>
+        <w:t>________________________________________________________________</w:t>
       </w:r>
     </w:p>
     <w:p>
       <w:r>
-        <w:t>Reference window passes18/20; new window14/20. Show the intermediate steps and give the conclusion with its scope.</w:t>
+        <w:t>________________________________________________________________</w:t>
       </w:r>
     </w:p>
     <w:p>
-      <w:pPr>
-        <w:pStyle w:val="Heading3"/>
-      </w:pPr>
-      <w:r>
-        <w:t>My reasoning and evidence</w:t>
+      <w:r>
+        <w:t>________________________________________________________________</w:t>
       </w:r>
     </w:p>
     <w:p>
@@ -457,23 +593,35 @@
       </w:r>
     </w:p>
     <w:p>
-      <w:r>
-        <w:t>________________________________________________________________</w:t>
+      <w:pPr>
+        <w:pStyle w:val="Heading1"/>
+      </w:pPr>
+      <w:r>
+        <w:t>06. W2 Trace the worked case</w:t>
       </w:r>
     </w:p>
     <w:p>
       <w:r>
-        <w:t>________________________________________________________________</w:t>
+        <w:t>Trace the worked case. Apply the supplied Monitoring quality drift facts and keep your reasoning.</w:t>
       </w:r>
     </w:p>
     <w:p>
-      <w:r>
-        <w:t>________________________________________________________________</w:t>
+      <w:pPr>
+        <w:spacing w:line="336" w:lineRule="auto" w:after="180"/>
+      </w:pPr>
+      <w:r>
+        <w:rPr>
+          <w:b w:val="0"/>
+        </w:rPr>
+        <w:t>Reference window passes18/20; new window14/20. Show the intermediate steps and give the conclusion with its scope.</w:t>
       </w:r>
     </w:p>
     <w:p>
-      <w:r>
-        <w:t>________________________________________________________________</w:t>
+      <w:pPr>
+        <w:pStyle w:val="Heading3"/>
+      </w:pPr>
+      <w:r>
+        <w:t>My reasoning and evidence</w:t>
       </w:r>
     </w:p>
     <w:p>
@@ -487,24 +635,18 @@
       </w:r>
     </w:p>
     <w:p>
-      <w:pPr>
-        <w:pStyle w:val="Heading1"/>
-      </w:pPr>
-      <w:r>
-        <w:t>07. W3 Audit the limit</w:t>
+      <w:r>
+        <w:t>________________________________________________________________</w:t>
       </w:r>
     </w:p>
     <w:p>
       <w:r>
-        <w:t>A report omits this qualification: An alert identifies a condition for investigation, not a complete causal explanation. Explain how omitting it could change a reader's interpretation, and write an accurate replacement.</w:t>
+        <w:t>________________________________________________________________</w:t>
       </w:r>
     </w:p>
     <w:p>
-      <w:pPr>
-        <w:pStyle w:val="Heading3"/>
-      </w:pPr>
-      <w:r>
-        <w:t>My reasoning and evidence</w:t>
+      <w:r>
+        <w:t>________________________________________________________________</w:t>
       </w:r>
     </w:p>
     <w:p>
@@ -518,44 +660,50 @@
       </w:r>
     </w:p>
     <w:p>
-      <w:r>
-        <w:t>________________________________________________________________</w:t>
+      <w:pPr>
+        <w:pStyle w:val="Heading1"/>
+      </w:pPr>
+      <w:r>
+        <w:t>07. W3 Audit the limit</w:t>
       </w:r>
     </w:p>
     <w:p>
       <w:r>
-        <w:t>________________________________________________________________</w:t>
+        <w:t>Audit the limit. Apply the supplied Monitoring quality drift facts and keep your reasoning.</w:t>
       </w:r>
     </w:p>
     <w:p>
-      <w:r>
-        <w:t>________________________________________________________________</w:t>
+      <w:pPr>
+        <w:spacing w:line="336" w:lineRule="auto" w:after="180"/>
+      </w:pPr>
+      <w:r>
+        <w:rPr>
+          <w:b w:val="0"/>
+        </w:rPr>
+        <w:t>A report omits this qualification: An alert identifies a condition for investigation, not a complete causal explanation. Explain how omitting it could change a reader's interpretation, and write an accurate replacement.</w:t>
       </w:r>
     </w:p>
     <w:p>
-      <w:r>
-        <w:t>________________________________________________________________</w:t>
+      <w:pPr>
+        <w:pStyle w:val="Heading3"/>
+      </w:pPr>
+      <w:r>
+        <w:t>My reasoning and evidence</w:t>
       </w:r>
     </w:p>
     <w:p>
-      <w:pPr>
-        <w:pStyle w:val="Heading1"/>
-      </w:pPr>
-      <w:r>
-        <w:t>08. W4 Apply a new case independently</w:t>
+      <w:r>
+        <w:t>________________________________________________________________</w:t>
       </w:r>
     </w:p>
     <w:p>
       <w:r>
-        <w:t>Window A passes8/10; B passes12/20. Threshold70%. Compare.</w:t>
+        <w:t>________________________________________________________________</w:t>
       </w:r>
     </w:p>
     <w:p>
-      <w:pPr>
-        <w:pStyle w:val="Heading3"/>
-      </w:pPr>
-      <w:r>
-        <w:t>My reasoning and evidence</w:t>
+      <w:r>
+        <w:t>________________________________________________________________</w:t>
       </w:r>
     </w:p>
     <w:p>
@@ -574,23 +722,47 @@
       </w:r>
     </w:p>
     <w:p>
-      <w:r>
-        <w:t>________________________________________________________________</w:t>
+      <w:pPr>
+        <w:pStyle w:val="Heading1"/>
+      </w:pPr>
+      <w:r>
+        <w:t>08. W4 Apply a new case independently</w:t>
       </w:r>
     </w:p>
     <w:p>
       <w:r>
-        <w:t>________________________________________________________________</w:t>
+        <w:t>Attempt before feedback. If this repeats the selected independent case, reuse that first attempt; otherwise keep a separate record. Apply a new case independently. Apply the supplied Monitoring quality drift facts and keep your reasoning.</w:t>
       </w:r>
     </w:p>
     <w:p>
-      <w:r>
-        <w:t>________________________________________________________________</w:t>
+      <w:pPr>
+        <w:spacing w:line="336" w:lineRule="auto" w:after="180"/>
+      </w:pPr>
+      <w:r>
+        <w:rPr>
+          <w:b w:val="0"/>
+        </w:rPr>
+        <w:t>Window A passes8/10; B passes12/20. Threshold</w:t>
+      </w:r>
+      <w:r>
+        <w:rPr>
+          <w:b/>
+        </w:rPr>
+        <w:t>70%</w:t>
+      </w:r>
+      <w:r>
+        <w:rPr>
+          <w:b w:val="0"/>
+        </w:rPr>
+        <w:t>. Compare.</w:t>
       </w:r>
     </w:p>
     <w:p>
-      <w:r>
-        <w:t>________________________________________________________________</w:t>
+      <w:pPr>
+        <w:pStyle w:val="Heading3"/>
+      </w:pPr>
+      <w:r>
+        <w:t>My reasoning and evidence</w:t>
       </w:r>
     </w:p>
     <w:p>
@@ -599,24 +771,18 @@
       </w:r>
     </w:p>
     <w:p>
-      <w:pPr>
-        <w:pStyle w:val="Heading1"/>
-      </w:pPr>
-      <w:r>
-        <w:t>09. W5 Design a revealing follow-up</w:t>
+      <w:r>
+        <w:t>________________________________________________________________</w:t>
       </w:r>
     </w:p>
     <w:p>
       <w:r>
-        <w:t>For the worked scenario, propose one additional case that could reveal a failure, describe its expected outcome before running it, and explain what would need to remain fixed for a fair comparison. Do not reuse W4 as a new final test after receiving feedback.</w:t>
+        <w:t>________________________________________________________________</w:t>
       </w:r>
     </w:p>
     <w:p>
-      <w:pPr>
-        <w:pStyle w:val="Heading3"/>
-      </w:pPr>
-      <w:r>
-        <w:t>My reasoning and evidence</w:t>
+      <w:r>
+        <w:t>________________________________________________________________</w:t>
       </w:r>
     </w:p>
     <w:p>
@@ -640,39 +806,51 @@
       </w:r>
     </w:p>
     <w:p>
-      <w:r>
-        <w:t>________________________________________________________________</w:t>
+      <w:pPr>
+        <w:pStyle w:val="Heading1"/>
+      </w:pPr>
+      <w:r>
+        <w:t>09. W5 Design a revealing follow-up</w:t>
       </w:r>
     </w:p>
     <w:p>
       <w:r>
-        <w:t>________________________________________________________________</w:t>
+        <w:t>Design a revealing follow-up. Apply the supplied Monitoring quality drift facts and keep your reasoning.</w:t>
       </w:r>
     </w:p>
     <w:p>
-      <w:r>
-        <w:t>________________________________________________________________</w:t>
+      <w:pPr>
+        <w:spacing w:line="336" w:lineRule="auto" w:after="180"/>
+      </w:pPr>
+      <w:r>
+        <w:rPr>
+          <w:b w:val="0"/>
+        </w:rPr>
+        <w:t>For the worked scenario, propose one additional case that could reveal a failure, describe its expected outcome before running it, and explain what would need to remain fixed for a fair comparison.</w:t>
       </w:r>
     </w:p>
     <w:p>
       <w:pPr>
-        <w:pStyle w:val="Heading1"/>
-      </w:pPr>
-      <w:r>
-        <w:t>10. Project checkpoint and reflection</w:t>
+        <w:spacing w:line="336" w:lineRule="auto" w:after="180"/>
+      </w:pPr>
+      <w:r>
+        <w:rPr>
+          <w:b w:val="0"/>
+        </w:rPr>
+        <w:t>Do not reuse W4 as a new final test after receiving feedback.</w:t>
       </w:r>
     </w:p>
     <w:p>
-      <w:r>
-        <w:t>Add a labelled monitoring quality drift evidence sheet to Grounded Learning Service. Show how you can explain the mechanism and terminology of monitoring quality drift. Use the supplied fictional case and keep its inputs, intermediate steps, calculation or prediction, and limitation. Connect this record to last week’s record; a matching answer without a trace is insufficient.</w:t>
+      <w:pPr>
+        <w:pStyle w:val="Heading3"/>
+      </w:pPr>
+      <w:r>
+        <w:t>My reasoning and evidence</w:t>
       </w:r>
     </w:p>
     <w:p>
-      <w:pPr>
-        <w:pStyle w:val="Heading3"/>
-      </w:pPr>
-      <w:r>
-        <w:t>My project change, supporting evidence and remaining limit</w:t>
+      <w:r>
+        <w:t>________________________________________________________________</w:t>
       </w:r>
     </w:p>
     <w:p>
@@ -710,7 +888,157 @@
         <w:pStyle w:val="Heading1"/>
       </w:pPr>
       <w:r>
+        <w:t>10. Project checkpoint and reflection</w:t>
+      </w:r>
+    </w:p>
+    <w:p>
+      <w:r>
+        <w:t>Connect Monitoring quality drift to Grounded Learning Service, identify a limit and choose the next useful test.</w:t>
+      </w:r>
+    </w:p>
+    <w:p>
+      <w:pPr>
+        <w:spacing w:line="336" w:lineRule="auto" w:after="180"/>
+      </w:pPr>
+      <w:r>
+        <w:rPr>
+          <w:b w:val="0"/>
+        </w:rPr>
+        <w:t xml:space="preserve">Add a labelled monitoring quality </w:t>
+      </w:r>
+      <w:r>
+        <w:rPr>
+          <w:b/>
+        </w:rPr>
+        <w:t>drift</w:t>
+      </w:r>
+      <w:r>
+        <w:rPr>
+          <w:b w:val="0"/>
+        </w:rPr>
+        <w:t xml:space="preserve"> </w:t>
+      </w:r>
+      <w:r>
+        <w:rPr>
+          <w:b/>
+        </w:rPr>
+        <w:t>evidence</w:t>
+      </w:r>
+      <w:r>
+        <w:rPr>
+          <w:b w:val="0"/>
+        </w:rPr>
+        <w:t xml:space="preserve"> sheet to Grounded Learning Service. Show how you can explain the </w:t>
+      </w:r>
+      <w:r>
+        <w:rPr>
+          <w:b/>
+        </w:rPr>
+        <w:t>mechanism</w:t>
+      </w:r>
+      <w:r>
+        <w:rPr>
+          <w:b w:val="0"/>
+        </w:rPr>
+        <w:t xml:space="preserve"> and terminology of monitoring quality </w:t>
+      </w:r>
+      <w:r>
+        <w:rPr>
+          <w:b/>
+        </w:rPr>
+        <w:t>drift</w:t>
+      </w:r>
+      <w:r>
+        <w:rPr>
+          <w:b w:val="0"/>
+        </w:rPr>
+        <w:t>.</w:t>
+      </w:r>
+    </w:p>
+    <w:p>
+      <w:pPr>
+        <w:spacing w:line="336" w:lineRule="auto" w:after="180"/>
+      </w:pPr>
+      <w:r>
+        <w:rPr>
+          <w:b w:val="0"/>
+        </w:rPr>
+        <w:t xml:space="preserve">Use the supplied fictional case and keep its </w:t>
+      </w:r>
+      <w:r>
+        <w:rPr>
+          <w:b/>
+        </w:rPr>
+        <w:t>input</w:t>
+      </w:r>
+      <w:r>
+        <w:rPr>
+          <w:b w:val="0"/>
+        </w:rPr>
+        <w:t xml:space="preserve">s, intermediate steps, calculation or </w:t>
+      </w:r>
+      <w:r>
+        <w:rPr>
+          <w:b/>
+        </w:rPr>
+        <w:t>prediction</w:t>
+      </w:r>
+      <w:r>
+        <w:rPr>
+          <w:b w:val="0"/>
+        </w:rPr>
+        <w:t>, and limitation. Connect this record to last week’s record; a matching answer without a trace is insufficient.</w:t>
+      </w:r>
+    </w:p>
+    <w:p>
+      <w:pPr>
+        <w:pStyle w:val="Heading3"/>
+      </w:pPr>
+      <w:r>
+        <w:t>My project change, supporting evidence and remaining limit</w:t>
+      </w:r>
+    </w:p>
+    <w:p>
+      <w:r>
+        <w:t>________________________________________________________________</w:t>
+      </w:r>
+    </w:p>
+    <w:p>
+      <w:r>
+        <w:t>________________________________________________________________</w:t>
+      </w:r>
+    </w:p>
+    <w:p>
+      <w:r>
+        <w:t>________________________________________________________________</w:t>
+      </w:r>
+    </w:p>
+    <w:p>
+      <w:r>
+        <w:t>________________________________________________________________</w:t>
+      </w:r>
+    </w:p>
+    <w:p>
+      <w:r>
+        <w:t>________________________________________________________________</w:t>
+      </w:r>
+    </w:p>
+    <w:p>
+      <w:r>
+        <w:t>________________________________________________________________</w:t>
+      </w:r>
+    </w:p>
+    <w:p>
+      <w:pPr>
+        <w:pStyle w:val="Heading1"/>
+      </w:pPr>
+      <w:r>
         <w:t>11. Feedback, return check and learning record</w:t>
+      </w:r>
+    </w:p>
+    <w:p>
+      <w:r>
+        <w:t>Record the first repaired step and a different case to revisit after a delay.</w:t>
       </w:r>
     </w:p>
     <w:tbl>
@@ -850,7 +1178,13 @@
       </w:tr>
     </w:tbl>
     <w:p>
-      <w:r>
+      <w:pPr>
+        <w:spacing w:line="336" w:lineRule="auto" w:after="180"/>
+      </w:pPr>
+      <w:r>
+        <w:rPr>
+          <w:b w:val="0"/>
+        </w:rPr>
         <w:t>Revisit this idea with your teacher after a delay. Familiarity is different from explaining and using it on a changed case.</w:t>
       </w:r>
     </w:p>
@@ -864,11 +1198,28 @@
     </w:p>
     <w:p>
       <w:r>
-        <w:t>Monitor separate question slices. A service uses the same rubric on clear and ambiguous questions in two recorded weeks.</w:t>
+        <w:t>Monitor separate question slices. A service uses the same rubric on clear and ambiguous questions in two recorded weeks. Explain the labelled step before checking the changed condition.</w:t>
       </w:r>
     </w:p>
     <w:p>
-      <w:r>
+      <w:pPr>
+        <w:spacing w:line="336" w:lineRule="auto" w:after="180"/>
+      </w:pPr>
+      <w:r>
+        <w:rPr>
+          <w:b w:val="0"/>
+        </w:rPr>
+        <w:t>Monitor separate question slices. A service uses the same rubric on clear and ambiguous questions in two recorded weeks.</w:t>
+      </w:r>
+    </w:p>
+    <w:p>
+      <w:pPr>
+        <w:spacing w:line="336" w:lineRule="auto" w:after="180"/>
+      </w:pPr>
+      <w:r>
+        <w:rPr>
+          <w:b w:val="0"/>
+        </w:rPr>
         <w:t>A: clear 18/20, ambiguous 8/10. B: clear 19/20, ambiguous 4/10.</w:t>
       </w:r>
     </w:p>
@@ -945,7 +1296,14 @@
       </w:r>
     </w:p>
     <w:p>
-      <w:r>
+      <w:pPr>
+        <w:spacing w:line="336" w:lineRule="auto" w:after="180"/>
+        <w:shd w:fill="F5F1FB"/>
+      </w:pPr>
+      <w:r>
+        <w:rPr>
+          <w:b w:val="0"/>
+        </w:rPr>
         <w:t>Compute both clear and ambiguous slice rates for A and B. Which slice weakens, and how should that slice be reported when no ambiguous questions are observed?</w:t>
       </w:r>
     </w:p>
@@ -988,36 +1346,128 @@
       </w:r>
     </w:p>
     <w:p>
-      <w:r>
-        <w:t>Support used: alone / hint / worked example. This record is practice evidence.</w:t>
+      <w:pPr>
+        <w:pStyle w:val="Heading3"/>
+      </w:pPr>
+      <w:r>
+        <w:t>Record the help used</w:t>
       </w:r>
     </w:p>
     <w:p>
-      <w:r>
-        <w:t>Project connection: For the Grounded Learning Service, retain an annotated trace and the changed-case result. Name the contract or evidence that makes the deciding step valid, so another team can review it.</w:t>
+      <w:pPr>
+        <w:spacing w:line="336" w:lineRule="auto" w:after="180"/>
+        <w:shd w:fill="F1F6F8"/>
+      </w:pPr>
+      <w:r>
+        <w:rPr>
+          <w:b w:val="0"/>
+        </w:rPr>
+        <w:t xml:space="preserve">Support used: alone / hint / worked example. This record is practice </w:t>
+      </w:r>
+      <w:r>
+        <w:rPr>
+          <w:b/>
+        </w:rPr>
+        <w:t>evidence</w:t>
+      </w:r>
+      <w:r>
+        <w:rPr>
+          <w:b w:val="0"/>
+        </w:rPr>
+        <w:t>.</w:t>
       </w:r>
     </w:p>
     <w:p>
       <w:pPr>
-        <w:pStyle w:val="Heading1"/>
-      </w:pPr>
-      <w:r>
-        <w:t>13. Project portfolio milestone</w:t>
+        <w:spacing w:line="336" w:lineRule="auto" w:after="180"/>
+      </w:pPr>
+      <w:r>
+        <w:rPr>
+          <w:b w:val="0"/>
+        </w:rPr>
+        <w:t xml:space="preserve">Project connection: For the Grounded Learning Service, retain an annotated trace and the changed-case result. Name the contract or </w:t>
+      </w:r>
+      <w:r>
+        <w:rPr>
+          <w:b/>
+        </w:rPr>
+        <w:t>evidence</w:t>
+      </w:r>
+      <w:r>
+        <w:rPr>
+          <w:b w:val="0"/>
+        </w:rPr>
+        <w:t xml:space="preserve"> that makes the deciding step valid, so another team can review it.</w:t>
       </w:r>
     </w:p>
     <w:p>
-      <w:r>
-        <w:t>Project: Grounded Learning Service</w:t>
+      <w:pPr>
+        <w:pStyle w:val="Heading1"/>
+      </w:pPr>
+      <w:r>
+        <w:t>13. Project portfolio milestone</w:t>
       </w:r>
     </w:p>
     <w:p>
       <w:r>
-        <w:t>Current milestone: Prepare the demonstration. Gather reproducible instructions, evidence, access checks and remaining limitations.</w:t>
+        <w:t>Keep this week’s input, deciding step, result and limit together in the Grounded Learning Service record.</w:t>
       </w:r>
     </w:p>
     <w:p>
-      <w:r>
-        <w:t>For the Grounded Learning Service, retain an annotated trace and the changed-case result. Name the contract or evidence that makes the deciding step valid, so another team can review it.</w:t>
+      <w:pPr>
+        <w:spacing w:line="336" w:lineRule="auto" w:after="180"/>
+      </w:pPr>
+      <w:r>
+        <w:rPr>
+          <w:b w:val="0"/>
+        </w:rPr>
+        <w:t>Project: Grounded Learning Service</w:t>
+      </w:r>
+    </w:p>
+    <w:p>
+      <w:pPr>
+        <w:spacing w:line="336" w:lineRule="auto" w:after="180"/>
+      </w:pPr>
+      <w:r>
+        <w:rPr>
+          <w:b w:val="0"/>
+        </w:rPr>
+        <w:t xml:space="preserve">Current milestone: Prepare the demonstration. Gather reproducible instructions, </w:t>
+      </w:r>
+      <w:r>
+        <w:rPr>
+          <w:b/>
+        </w:rPr>
+        <w:t>evidence</w:t>
+      </w:r>
+      <w:r>
+        <w:rPr>
+          <w:b w:val="0"/>
+        </w:rPr>
+        <w:t>, access checks and remaining limitations.</w:t>
+      </w:r>
+    </w:p>
+    <w:p>
+      <w:pPr>
+        <w:spacing w:line="336" w:lineRule="auto" w:after="180"/>
+      </w:pPr>
+      <w:r>
+        <w:rPr>
+          <w:b w:val="0"/>
+        </w:rPr>
+        <w:t xml:space="preserve">For the Grounded Learning Service, retain an annotated trace and the changed-case result. Name the contract or </w:t>
+      </w:r>
+      <w:r>
+        <w:rPr>
+          <w:b/>
+        </w:rPr>
+        <w:t>evidence</w:t>
+      </w:r>
+      <w:r>
+        <w:rPr>
+          <w:b w:val="0"/>
+        </w:rPr>
+        <w:t xml:space="preserve"> that makes the deciding step valid, so another team can review it.</w:t>
       </w:r>
     </w:p>
     <w:tbl>
@@ -1179,53 +1629,92 @@
     </w:p>
     <w:p>
       <w:r>
-        <w:t>Use this supported practice once, in the browser or on paper. Keep the reserved independent assessment for a separate first attempt before teacher feedback.</w:t>
+        <w:t>Try the supported questions before comparing with hints and feedback. Record what you repaired and the evidence you retained.</w:t>
       </w:r>
     </w:p>
     <w:p>
-      <w:r>
-        <w:t>Monitor separate question slices. A service uses the same rubric on clear and ambiguous questions in two recorded weeks.</w:t>
+      <w:pPr>
+        <w:spacing w:line="336" w:lineRule="auto" w:after="180"/>
+      </w:pPr>
+      <w:r>
+        <w:rPr>
+          <w:b w:val="0"/>
+        </w:rPr>
+        <w:t>Use this supported practice once, in the browser or on paper. Keep the reserved independent assessment for a separate first attempt before teacher feedback.</w:t>
       </w:r>
     </w:p>
     <w:p>
       <w:pPr>
-        <w:pStyle w:val="Heading3"/>
-      </w:pPr>
-      <w:r>
-        <w:t>Practice 1: explain the deciding evidence</w:t>
+        <w:spacing w:line="336" w:lineRule="auto" w:after="180"/>
+      </w:pPr>
+      <w:r>
+        <w:rPr>
+          <w:b w:val="0"/>
+        </w:rPr>
+        <w:t>Monitor separate question slices. A service uses the same rubric on clear and ambiguous questions in two recorded weeks.</w:t>
       </w:r>
     </w:p>
     <w:p>
-      <w:r>
-        <w:t>Which labelled step matches this detail? Inspect that slice’s failures before selecting a repair.</w:t>
+      <w:pPr>
+        <w:pStyle w:val="Heading3"/>
+      </w:pPr>
+      <w:r>
+        <w:t>Practice 1: explain the deciding evidence</w:t>
       </w:r>
     </w:p>
     <w:p>
-      <w:r>
-        <w:t>1. Compute totals</w:t>
+      <w:pPr>
+        <w:spacing w:line="336" w:lineRule="auto" w:after="180"/>
+      </w:pPr>
+      <w:r>
+        <w:rPr>
+          <w:b w:val="0"/>
+        </w:rPr>
+        <w:t>Which labelled step matches this detail? Inspect that slice’s failures before selecting a repair.</w:t>
       </w:r>
     </w:p>
     <w:p>
-      <w:r>
-        <w:t>2. Investigate ambiguity</w:t>
+      <w:pPr>
+        <w:spacing w:line="336" w:lineRule="auto" w:after="180"/>
+        <w:shd w:fill="F4F9FC"/>
+      </w:pPr>
+      <w:r>
+        <w:rPr>
+          <w:b w:val="0"/>
+        </w:rPr>
+        <w:t>1. Compute totals</w:t>
       </w:r>
     </w:p>
     <w:p>
-      <w:r>
-        <w:t>3. Compute slice rates</w:t>
+      <w:pPr>
+        <w:spacing w:line="336" w:lineRule="auto" w:after="180"/>
+        <w:shd w:fill="F4F9FC"/>
+      </w:pPr>
+      <w:r>
+        <w:rPr>
+          <w:b w:val="0"/>
+        </w:rPr>
+        <w:t>2. Investigate ambiguity</w:t>
       </w:r>
     </w:p>
     <w:p>
       <w:pPr>
-        <w:pStyle w:val="Heading3"/>
-      </w:pPr>
-      <w:r>
-        <w:t>My selected conclusion, deciding fact and explanation</w:t>
+        <w:spacing w:line="336" w:lineRule="auto" w:after="180"/>
+        <w:shd w:fill="F4F9FC"/>
+      </w:pPr>
+      <w:r>
+        <w:rPr>
+          <w:b w:val="0"/>
+        </w:rPr>
+        <w:t>3. Compute slice rates</w:t>
       </w:r>
     </w:p>
     <w:p>
-      <w:r>
-        <w:t>________________________________________________________________</w:t>
+      <w:pPr>
+        <w:pStyle w:val="Heading3"/>
+      </w:pPr>
+      <w:r>
+        <w:t>My selected conclusion, deciding fact and explanation</w:t>
       </w:r>
     </w:p>
     <w:p>
@@ -1250,40 +1739,67 @@
     </w:p>
     <w:p>
       <w:r>
-        <w:t>Hint if needed: Read the steps in the pictorial case. Match the supplied detail to the stage that performs or records it.</w:t>
+        <w:t>________________________________________________________________</w:t>
       </w:r>
     </w:p>
     <w:p>
-      <w:r>
-        <w:t>After your attempt, compare with the supported explanation: Investigate ambiguity Inspect that slice’s failures before selecting a repair. Slice monitoring exposes changes hidden by common easy questions. Retain each denominator and compare the measurement conditions.</w:t>
+      <w:pPr>
+        <w:pStyle w:val="Heading3"/>
+      </w:pPr>
+      <w:r>
+        <w:t>Hint · try first</w:t>
       </w:r>
     </w:p>
     <w:p>
       <w:pPr>
-        <w:pStyle w:val="Heading3"/>
-      </w:pPr>
-      <w:r>
-        <w:t>Practice 2: explain the deciding evidence</w:t>
+        <w:spacing w:line="336" w:lineRule="auto" w:after="180"/>
+        <w:shd w:fill="F1F6F8"/>
+      </w:pPr>
+      <w:r>
+        <w:rPr>
+          <w:b w:val="0"/>
+        </w:rPr>
+        <w:t>Hint if needed: Read the steps in the pictorial case. Match the supplied detail to the stage that performs or records it.</w:t>
       </w:r>
     </w:p>
     <w:p>
-      <w:r>
-        <w:t>Changed-case practice: Week B has no ambiguous questions. Which conclusion is supported by the supplied facts?</w:t>
+      <w:pPr>
+        <w:pStyle w:val="Heading3"/>
+      </w:pPr>
+      <w:r>
+        <w:t>Feedback · compare after trying</w:t>
       </w:r>
     </w:p>
     <w:p>
-      <w:r>
-        <w:t>1. That slice is unmeasured, not perfectly correct.</w:t>
+      <w:pPr>
+        <w:spacing w:line="336" w:lineRule="auto" w:after="180"/>
+        <w:shd w:fill="F1F6FC"/>
+      </w:pPr>
+      <w:r>
+        <w:rPr>
+          <w:b w:val="0"/>
+        </w:rPr>
+        <w:t>After your attempt, compare with the supported explanation: Investigate ambiguity Inspect that slice’s failures before selecting a repair. Slice monitoring exposes changes hidden by common easy questions.</w:t>
       </w:r>
     </w:p>
     <w:p>
-      <w:r>
-        <w:t>2. We can decide the result without examining the changed input or the procedure.</w:t>
+      <w:pPr>
+        <w:spacing w:line="336" w:lineRule="auto" w:after="180"/>
+        <w:shd w:fill="F1F6FC"/>
+      </w:pPr>
+      <w:r>
+        <w:rPr>
+          <w:b w:val="0"/>
+        </w:rPr>
+        <w:t>Retain each denominator and compare the measurement conditions.</w:t>
       </w:r>
     </w:p>
     <w:p>
-      <w:r>
-        <w:t>3. This one example guarantees correct results for every future input.</w:t>
+      <w:pPr>
+        <w:pStyle w:val="Heading3"/>
+      </w:pPr>
+      <w:r>
+        <w:t>Practice 2: explain the deciding evidence</w:t>
       </w:r>
     </w:p>
     <w:p>
@@ -1291,91 +1807,1040 @@
         <w:pStyle w:val="Heading3"/>
       </w:pPr>
       <w:r>
-        <w:t>My selected conclusion, deciding fact and explanation</w:t>
+        <w:t>Changed case · predict first</w:t>
       </w:r>
     </w:p>
     <w:p>
-      <w:r>
-        <w:t>________________________________________________________________</w:t>
+      <w:pPr>
+        <w:spacing w:line="336" w:lineRule="auto" w:after="180"/>
+        <w:shd w:fill="F5F1FB"/>
+      </w:pPr>
+      <w:r>
+        <w:rPr>
+          <w:b w:val="0"/>
+        </w:rPr>
+        <w:t>Changed-case practice: Week B has no ambiguous questions. Which conclusion is supported by the supplied facts?</w:t>
       </w:r>
     </w:p>
     <w:p>
-      <w:r>
-        <w:t>________________________________________________________________</w:t>
+      <w:pPr>
+        <w:spacing w:line="336" w:lineRule="auto" w:after="180"/>
+        <w:shd w:fill="F4F9FC"/>
+      </w:pPr>
+      <w:r>
+        <w:rPr>
+          <w:b w:val="0"/>
+        </w:rPr>
+        <w:t>1. That slice is unmeasured, not perfectly correct.</w:t>
       </w:r>
     </w:p>
     <w:p>
-      <w:r>
-        <w:t>________________________________________________________________</w:t>
+      <w:pPr>
+        <w:spacing w:line="336" w:lineRule="auto" w:after="180"/>
+        <w:shd w:fill="F4F9FC"/>
+      </w:pPr>
+      <w:r>
+        <w:rPr>
+          <w:b w:val="0"/>
+        </w:rPr>
+        <w:t xml:space="preserve">2. We can decide the result without examining the changed </w:t>
+      </w:r>
+      <w:r>
+        <w:rPr>
+          <w:b/>
+        </w:rPr>
+        <w:t>input</w:t>
+      </w:r>
+      <w:r>
+        <w:rPr>
+          <w:b w:val="0"/>
+        </w:rPr>
+        <w:t xml:space="preserve"> or the procedure.</w:t>
       </w:r>
     </w:p>
     <w:p>
-      <w:r>
-        <w:t>________________________________________________________________</w:t>
+      <w:pPr>
+        <w:spacing w:line="336" w:lineRule="auto" w:after="180"/>
+        <w:shd w:fill="F4F9FC"/>
+      </w:pPr>
+      <w:r>
+        <w:rPr>
+          <w:b w:val="0"/>
+        </w:rPr>
+        <w:t xml:space="preserve">3. This one example guarantees correct results for every future </w:t>
+      </w:r>
+      <w:r>
+        <w:rPr>
+          <w:b/>
+        </w:rPr>
+        <w:t>input</w:t>
+      </w:r>
+      <w:r>
+        <w:rPr>
+          <w:b w:val="0"/>
+        </w:rPr>
+        <w:t>.</w:t>
       </w:r>
     </w:p>
     <w:p>
-      <w:r>
-        <w:t>________________________________________________________________</w:t>
+      <w:pPr>
+        <w:pStyle w:val="Heading3"/>
+      </w:pPr>
+      <w:r>
+        <w:t>My selected conclusion, deciding fact and explanation</w:t>
       </w:r>
     </w:p>
     <w:p>
       <w:r>
-        <w:t>Hint if needed: Use the changed condition and the deciding step in the pictorial trace. The answer must say what follows from those facts.</w:t>
+        <w:t>________________________________________________________________</w:t>
       </w:r>
     </w:p>
     <w:p>
       <w:r>
-        <w:t>After your attempt, compare with the supported explanation: That slice is unmeasured, not perfectly correct. No observations means no rate can be calculated for it.</w:t>
+        <w:t>________________________________________________________________</w:t>
       </w:r>
     </w:p>
     <w:p>
-      <w:pPr>
-        <w:pStyle w:val="Heading3"/>
-      </w:pPr>
-      <w:r>
-        <w:t>Repair a missing building block</w:t>
+      <w:r>
+        <w:t>________________________________________________________________</w:t>
       </w:r>
     </w:p>
     <w:p>
       <w:r>
-        <w:t>Review Release and rollback (ai-6/24). Goal: Explain the mechanism and terminology of release and rollback. Short practice: Compute A’s and B’s correctness percentages. Why is B still blocked, and does passing a fresh privacy check automatically satisfy every release gate?. Return to this week and explain what you changed.</w:t>
+        <w:t>________________________________________________________________</w:t>
       </w:r>
     </w:p>
     <w:p>
       <w:r>
-        <w:t>Review Queues and asynchronous work (ai-6/22). Goal: Explain the mechanism and terminology of queues and asynchronous work. Short practice: Explain what the queued J12 submission response proves and what it does not. Which event permits succeeded status, and what status is honest after a worker crash?. Return to this week and explain what you changed.</w:t>
+        <w:t>________________________________________________________________</w:t>
       </w:r>
     </w:p>
     <w:p>
-      <w:r>
-        <w:t>Review Sandboxing and resource limits (ai-6/19). Goal: Explain the mechanism and terminology of sandboxing and resource limits. Short practice: Check A against both resource limits and B against network isolation. Why must A stop after three seconds even if its output remains only 2 MB?. Return to this week and explain what you changed.</w:t>
+      <w:pPr>
+        <w:pStyle w:val="Heading3"/>
+      </w:pPr>
+      <w:r>
+        <w:t>Hint · try first</w:t>
       </w:r>
     </w:p>
     <w:p>
       <w:pPr>
-        <w:pStyle w:val="Heading3"/>
-      </w:pPr>
-      <w:r>
-        <w:t>Keep your completed work</w:t>
+        <w:spacing w:line="336" w:lineRule="auto" w:after="180"/>
+        <w:shd w:fill="F1F6F8"/>
+      </w:pPr>
+      <w:r>
+        <w:rPr>
+          <w:b w:val="0"/>
+        </w:rPr>
+        <w:t>Hint if needed: Use the changed condition and the deciding step in the pictorial trace. The answer must say what follows from those facts.</w:t>
       </w:r>
     </w:p>
     <w:p>
-      <w:r>
-        <w:t>Use Download completed work in the hosted lesson to export your answers, reflections, practice feedback and code-run evidence. Open the HTML copy to read or print it. Drafts stay in this browser when storage is available; clear drafts on a shared device.</w:t>
+      <w:pPr>
+        <w:pStyle w:val="Heading3"/>
+      </w:pPr>
+      <w:r>
+        <w:t>Feedback · compare after trying</w:t>
       </w:r>
     </w:p>
     <w:p>
       <w:pPr>
-        <w:pStyle w:val="Heading3"/>
-      </w:pPr>
-      <w:r>
-        <w:t>What I repaired, the evidence I kept and the next test</w:t>
+        <w:spacing w:line="336" w:lineRule="auto" w:after="180"/>
+        <w:shd w:fill="F1F6FC"/>
+      </w:pPr>
+      <w:r>
+        <w:rPr>
+          <w:b w:val="0"/>
+        </w:rPr>
+        <w:t xml:space="preserve">After your attempt, compare with the supported explanation: That slice is unmeasured, not perfectly correct. No </w:t>
+      </w:r>
+      <w:r>
+        <w:rPr>
+          <w:b/>
+        </w:rPr>
+        <w:t>observation</w:t>
+      </w:r>
+      <w:r>
+        <w:rPr>
+          <w:b w:val="0"/>
+        </w:rPr>
+        <w:t>s means no rate can be calculated for it.</w:t>
       </w:r>
     </w:p>
     <w:p>
+      <w:pPr>
+        <w:pStyle w:val="Heading3"/>
+      </w:pPr>
+      <w:r>
+        <w:t>Repair a missing building block</w:t>
+      </w:r>
+    </w:p>
+    <w:p>
+      <w:pPr>
+        <w:spacing w:line="336" w:lineRule="auto" w:after="180"/>
+      </w:pPr>
+      <w:r>
+        <w:rPr>
+          <w:b w:val="0"/>
+        </w:rPr>
+        <w:t xml:space="preserve">Review Release and rollback (ai-6/24). Goal: Explain the </w:t>
+      </w:r>
+      <w:r>
+        <w:rPr>
+          <w:b/>
+        </w:rPr>
+        <w:t>mechanism</w:t>
+      </w:r>
+      <w:r>
+        <w:rPr>
+          <w:b w:val="0"/>
+        </w:rPr>
+        <w:t xml:space="preserve"> and terminology of release and rollback. Short practice: Compute A’s and B’s correctness percentages.</w:t>
+      </w:r>
+    </w:p>
+    <w:p>
+      <w:pPr>
+        <w:spacing w:line="336" w:lineRule="auto" w:after="180"/>
+      </w:pPr>
+      <w:r>
+        <w:rPr>
+          <w:b w:val="0"/>
+        </w:rPr>
+        <w:t>Why is B still blocked, and does passing a fresh privacy check automatically satisfy every release gate?. Return to this week and explain what you changed.</w:t>
+      </w:r>
+    </w:p>
+    <w:p>
+      <w:pPr>
+        <w:spacing w:line="336" w:lineRule="auto" w:after="180"/>
+      </w:pPr>
+      <w:r>
+        <w:rPr>
+          <w:b w:val="0"/>
+        </w:rPr>
+        <w:t xml:space="preserve">Review Queues and asynchronous work (ai-6/22). Goal: Explain the </w:t>
+      </w:r>
+      <w:r>
+        <w:rPr>
+          <w:b/>
+        </w:rPr>
+        <w:t>mechanism</w:t>
+      </w:r>
+      <w:r>
+        <w:rPr>
+          <w:b w:val="0"/>
+        </w:rPr>
+        <w:t xml:space="preserve"> and terminology of queues and asynchronous work. Short practice: Explain what the queued J12 submission response proves and what it does not.</w:t>
+      </w:r>
+    </w:p>
+    <w:p>
+      <w:pPr>
+        <w:spacing w:line="336" w:lineRule="auto" w:after="180"/>
+      </w:pPr>
+      <w:r>
+        <w:rPr>
+          <w:b w:val="0"/>
+        </w:rPr>
+        <w:t>Which event permits succeeded status, and what status is honest after a worker crash?. Return to this week and explain what you changed.</w:t>
+      </w:r>
+    </w:p>
+    <w:p>
+      <w:pPr>
+        <w:spacing w:line="336" w:lineRule="auto" w:after="180"/>
+      </w:pPr>
+      <w:r>
+        <w:rPr>
+          <w:b w:val="0"/>
+        </w:rPr>
+        <w:t xml:space="preserve">Review Sandboxing and resource limits (ai-6/19). Goal: Explain the </w:t>
+      </w:r>
+      <w:r>
+        <w:rPr>
+          <w:b/>
+        </w:rPr>
+        <w:t>mechanism</w:t>
+      </w:r>
+      <w:r>
+        <w:rPr>
+          <w:b w:val="0"/>
+        </w:rPr>
+        <w:t xml:space="preserve"> and terminology of sandboxing and resource limits. Short practice: Check A against both resource limits and B against network isolation.</w:t>
+      </w:r>
+    </w:p>
+    <w:p>
+      <w:pPr>
+        <w:spacing w:line="336" w:lineRule="auto" w:after="180"/>
+      </w:pPr>
+      <w:r>
+        <w:rPr>
+          <w:b w:val="0"/>
+        </w:rPr>
+        <w:t xml:space="preserve">Why must A stop after three seconds even if its </w:t>
+      </w:r>
+      <w:r>
+        <w:rPr>
+          <w:b/>
+        </w:rPr>
+        <w:t>output</w:t>
+      </w:r>
+      <w:r>
+        <w:rPr>
+          <w:b w:val="0"/>
+        </w:rPr>
+        <w:t xml:space="preserve"> remains only 2 MB?. Return to this week and explain what you changed.</w:t>
+      </w:r>
+    </w:p>
+    <w:p>
+      <w:pPr>
+        <w:pStyle w:val="Heading3"/>
+      </w:pPr>
+      <w:r>
+        <w:t>Keep your completed work</w:t>
+      </w:r>
+    </w:p>
+    <w:p>
+      <w:pPr>
+        <w:spacing w:line="336" w:lineRule="auto" w:after="180"/>
+      </w:pPr>
+      <w:r>
+        <w:rPr>
+          <w:b w:val="0"/>
+        </w:rPr>
+        <w:t xml:space="preserve">Use Download completed work in the hosted lesson to export your answers, reflections, practice feedback and code-run </w:t>
+      </w:r>
+      <w:r>
+        <w:rPr>
+          <w:b/>
+        </w:rPr>
+        <w:t>evidence</w:t>
+      </w:r>
+      <w:r>
+        <w:rPr>
+          <w:b w:val="0"/>
+        </w:rPr>
+        <w:t>. Open the HTML copy to read or print it.</w:t>
+      </w:r>
+    </w:p>
+    <w:p>
+      <w:pPr>
+        <w:spacing w:line="336" w:lineRule="auto" w:after="180"/>
+      </w:pPr>
+      <w:r>
+        <w:rPr>
+          <w:b w:val="0"/>
+        </w:rPr>
+        <w:t>Drafts stay in this browser when storage is available; clear drafts on a shared device.</w:t>
+      </w:r>
+    </w:p>
+    <w:p>
+      <w:pPr>
+        <w:pStyle w:val="Heading3"/>
+      </w:pPr>
+      <w:r>
+        <w:t>What I repaired, the evidence I kept and the next test</w:t>
+      </w:r>
+    </w:p>
+    <w:p>
       <w:r>
         <w:t>________________________________________________________________</w:t>
+      </w:r>
+    </w:p>
+    <w:p>
+      <w:r>
+        <w:t>________________________________________________________________</w:t>
+      </w:r>
+    </w:p>
+    <w:p>
+      <w:r>
+        <w:t>________________________________________________________________</w:t>
+      </w:r>
+    </w:p>
+    <w:p>
+      <w:r>
+        <w:t>________________________________________________________________</w:t>
+      </w:r>
+    </w:p>
+    <w:p>
+      <w:r>
+        <w:t>________________________________________________________________</w:t>
+      </w:r>
+    </w:p>
+    <w:p>
+      <w:pPr>
+        <w:pStyle w:val="Heading1"/>
+      </w:pPr>
+      <w:r>
+        <w:t>15. Visual concept journey</w:t>
+      </w:r>
+    </w:p>
+    <w:p>
+      <w:r>
+        <w:t>Explain each Monitoring quality drift picture from its labels, then record a relevant limit.</w:t>
+      </w:r>
+    </w:p>
+    <w:p>
+      <w:pPr>
+        <w:pStyle w:val="Heading3"/>
+      </w:pPr>
+      <w:r>
+        <w:t>01. Monitoring quality drift: the case</w:t>
+      </w:r>
+    </w:p>
+    <w:p>
+      <w:r>
+        <w:drawing>
+          <wp:inline xmlns:a="http://schemas.openxmlformats.org/drawingml/2006/main" xmlns:pic="http://schemas.openxmlformats.org/drawingml/2006/picture">
+            <wp:extent cx="5486400" cy="2834640"/>
+            <wp:docPr id="3" name="Picture 3" descr="Monitor separate question slices. A service uses the same rubric on clear and ambiguous questions in two recorded weeks. Supplied facts: A: clear 18/20, ambiguous 8/10. B: clear 19/20, ambiguous 4/10."/>
+            <wp:cNvGraphicFramePr>
+              <a:graphicFrameLocks noChangeAspect="1"/>
+            </wp:cNvGraphicFramePr>
+            <a:graphic>
+              <a:graphicData uri="http://schemas.openxmlformats.org/drawingml/2006/picture">
+                <pic:pic>
+                  <pic:nvPicPr>
+                    <pic:cNvPr id="0" name="academy-story-ai-6-25-01.png"/>
+                    <pic:cNvPicPr/>
+                  </pic:nvPicPr>
+                  <pic:blipFill>
+                    <a:blip r:embed="rId11"/>
+                    <a:stretch>
+                      <a:fillRect/>
+                    </a:stretch>
+                  </pic:blipFill>
+                  <pic:spPr>
+                    <a:xfrm>
+                      <a:off x="0" y="0"/>
+                      <a:ext cx="5486400" cy="2834640"/>
+                    </a:xfrm>
+                    <a:prstGeom prst="rect"/>
+                  </pic:spPr>
+                </pic:pic>
+              </a:graphicData>
+            </a:graphic>
+          </wp:inline>
+        </w:drawing>
+      </w:r>
+    </w:p>
+    <w:p>
+      <w:pPr>
+        <w:spacing w:line="336" w:lineRule="auto" w:after="180"/>
+      </w:pPr>
+      <w:r>
+        <w:rPr>
+          <w:b w:val="0"/>
+        </w:rPr>
+        <w:t>Monitor separate question slices. A service uses the same rubric on clear and ambiguous questions in two recorded weeks. Supplied facts: A: clear 18/20, ambiguous 8/10. B: clear 19/20, ambiguous 4/10.</w:t>
+      </w:r>
+    </w:p>
+    <w:p>
+      <w:pPr>
+        <w:spacing w:line="336" w:lineRule="auto" w:after="180"/>
+        <w:shd w:fill="F5F1FB"/>
+      </w:pPr>
+      <w:r>
+        <w:rPr>
+          <w:b w:val="0"/>
+        </w:rPr>
+        <w:t>Point to the given fact that matters most. Explain why it matters.</w:t>
+      </w:r>
+    </w:p>
+    <w:p>
+      <w:pPr>
+        <w:pStyle w:val="Heading3"/>
+      </w:pPr>
+      <w:r>
+        <w:t>My picture explanation, deciding evidence and one limit</w:t>
+      </w:r>
+    </w:p>
+    <w:p>
+      <w:r>
+        <w:t>________________________________________________________________</w:t>
+      </w:r>
+    </w:p>
+    <w:p>
+      <w:r>
+        <w:t>________________________________________________________________</w:t>
+      </w:r>
+    </w:p>
+    <w:p>
+      <w:r>
+        <w:t>________________________________________________________________</w:t>
+      </w:r>
+    </w:p>
+    <w:p>
+      <w:r>
+        <w:t>________________________________________________________________</w:t>
+      </w:r>
+    </w:p>
+    <w:p>
+      <w:pPr>
+        <w:pStyle w:val="Heading3"/>
+      </w:pPr>
+      <w:r>
+        <w:t>02. Follow the deciding steps</w:t>
+      </w:r>
+    </w:p>
+    <w:p>
+      <w:r>
+        <w:drawing>
+          <wp:inline xmlns:a="http://schemas.openxmlformats.org/drawingml/2006/main" xmlns:pic="http://schemas.openxmlformats.org/drawingml/2006/picture">
+            <wp:extent cx="5486400" cy="3182112"/>
+            <wp:docPr id="4" name="Picture 4" descr="Compute slice rates: Clear rises 90%→95%; ambiguous falls 80%→40%. → Compute totals: A is 26/30; B is 23/30 correct. → Investigate ambiguity: Inspect that slice’s failures before selecting a repair."/>
+            <wp:cNvGraphicFramePr>
+              <a:graphicFrameLocks noChangeAspect="1"/>
+            </wp:cNvGraphicFramePr>
+            <a:graphic>
+              <a:graphicData uri="http://schemas.openxmlformats.org/drawingml/2006/picture">
+                <pic:pic>
+                  <pic:nvPicPr>
+                    <pic:cNvPr id="0" name="academy-story-ai-6-25-02.png"/>
+                    <pic:cNvPicPr/>
+                  </pic:nvPicPr>
+                  <pic:blipFill>
+                    <a:blip r:embed="rId12"/>
+                    <a:stretch>
+                      <a:fillRect/>
+                    </a:stretch>
+                  </pic:blipFill>
+                  <pic:spPr>
+                    <a:xfrm>
+                      <a:off x="0" y="0"/>
+                      <a:ext cx="5486400" cy="3182112"/>
+                    </a:xfrm>
+                    <a:prstGeom prst="rect"/>
+                  </pic:spPr>
+                </pic:pic>
+              </a:graphicData>
+            </a:graphic>
+          </wp:inline>
+        </w:drawing>
+      </w:r>
+    </w:p>
+    <w:p>
+      <w:pPr>
+        <w:spacing w:line="336" w:lineRule="auto" w:after="180"/>
+      </w:pPr>
+      <w:r>
+        <w:rPr>
+          <w:b w:val="0"/>
+        </w:rPr>
+        <w:t xml:space="preserve">Compute slice rates: Clear rises 90%→95%; ambiguous falls </w:t>
+      </w:r>
+      <w:r>
+        <w:rPr>
+          <w:b/>
+        </w:rPr>
+        <w:t>80%</w:t>
+      </w:r>
+      <w:r>
+        <w:rPr>
+          <w:b w:val="0"/>
+        </w:rPr>
+        <w:t>→40%. → Compute totals: A is 26/30; B is 23/30 correct. → Investigate ambiguity: Inspect that slice’s failures before selecting a repair.</w:t>
+      </w:r>
+    </w:p>
+    <w:p>
+      <w:pPr>
+        <w:spacing w:line="336" w:lineRule="auto" w:after="180"/>
+        <w:shd w:fill="F5F1FB"/>
+      </w:pPr>
+      <w:r>
+        <w:rPr>
+          <w:b w:val="0"/>
+        </w:rPr>
+        <w:t xml:space="preserve">Point to each numbered stage and explain which recorded </w:t>
+      </w:r>
+      <w:r>
+        <w:rPr>
+          <w:b/>
+        </w:rPr>
+        <w:t>input</w:t>
+      </w:r>
+      <w:r>
+        <w:rPr>
+          <w:b w:val="0"/>
+        </w:rPr>
+        <w:t xml:space="preserve"> it uses.</w:t>
+      </w:r>
+    </w:p>
+    <w:p>
+      <w:pPr>
+        <w:pStyle w:val="Heading3"/>
+      </w:pPr>
+      <w:r>
+        <w:t>My picture explanation, deciding evidence and one limit</w:t>
+      </w:r>
+    </w:p>
+    <w:p>
+      <w:r>
+        <w:t>________________________________________________________________</w:t>
+      </w:r>
+    </w:p>
+    <w:p>
+      <w:r>
+        <w:t>________________________________________________________________</w:t>
+      </w:r>
+    </w:p>
+    <w:p>
+      <w:r>
+        <w:t>________________________________________________________________</w:t>
+      </w:r>
+    </w:p>
+    <w:p>
+      <w:r>
+        <w:t>________________________________________________________________</w:t>
+      </w:r>
+    </w:p>
+    <w:p>
+      <w:pPr>
+        <w:pStyle w:val="Heading3"/>
+      </w:pPr>
+      <w:r>
+        <w:t>03. Quality slices: retain denominators</w:t>
+      </w:r>
+    </w:p>
+    <w:p>
+      <w:r>
+        <w:drawing>
+          <wp:inline xmlns:a="http://schemas.openxmlformats.org/drawingml/2006/main" xmlns:pic="http://schemas.openxmlformats.org/drawingml/2006/picture">
+            <wp:extent cx="5486400" cy="3096768"/>
+            <wp:docPr id="5" name="Picture 5" descr="Quality slices: retain denominators. Week A: Clear correct = 18, Clear total = 20, Ambiguous correct = 8, Ambiguous total = 10. Week B: Clear correct = 19, Clear total = 20, Ambiguous correct = 4, Ambiguous total = 10."/>
+            <wp:cNvGraphicFramePr>
+              <a:graphicFrameLocks noChangeAspect="1"/>
+            </wp:cNvGraphicFramePr>
+            <a:graphic>
+              <a:graphicData uri="http://schemas.openxmlformats.org/drawingml/2006/picture">
+                <pic:pic>
+                  <pic:nvPicPr>
+                    <pic:cNvPr id="0" name="academy-story-ai-6-25-03.png"/>
+                    <pic:cNvPicPr/>
+                  </pic:nvPicPr>
+                  <pic:blipFill>
+                    <a:blip r:embed="rId13"/>
+                    <a:stretch>
+                      <a:fillRect/>
+                    </a:stretch>
+                  </pic:blipFill>
+                  <pic:spPr>
+                    <a:xfrm>
+                      <a:off x="0" y="0"/>
+                      <a:ext cx="5486400" cy="3096768"/>
+                    </a:xfrm>
+                    <a:prstGeom prst="rect"/>
+                  </pic:spPr>
+                </pic:pic>
+              </a:graphicData>
+            </a:graphic>
+          </wp:inline>
+        </w:drawing>
+      </w:r>
+    </w:p>
+    <w:p>
+      <w:pPr>
+        <w:spacing w:line="336" w:lineRule="auto" w:after="180"/>
+      </w:pPr>
+      <w:r>
+        <w:rPr>
+          <w:b w:val="0"/>
+        </w:rPr>
+        <w:t>Quality slices: retain denominators. Week A: Clear correct = 18, Clear total = 20, Ambiguous correct = 8, Ambiguous total = 10. Week B: Clear correct = 19, Clear total = 20, Ambiguous correct = 4, Ambiguous total = 10.</w:t>
+      </w:r>
+    </w:p>
+    <w:p>
+      <w:pPr>
+        <w:spacing w:line="336" w:lineRule="auto" w:after="180"/>
+        <w:shd w:fill="F5F1FB"/>
+      </w:pPr>
+      <w:r>
+        <w:rPr>
+          <w:b w:val="0"/>
+        </w:rPr>
+        <w:t>Read the labels and values. Explain the relationship the model shows.</w:t>
+      </w:r>
+    </w:p>
+    <w:p>
+      <w:pPr>
+        <w:pStyle w:val="Heading3"/>
+      </w:pPr>
+      <w:r>
+        <w:t>My picture explanation, deciding evidence and one limit</w:t>
+      </w:r>
+    </w:p>
+    <w:p>
+      <w:r>
+        <w:t>________________________________________________________________</w:t>
+      </w:r>
+    </w:p>
+    <w:p>
+      <w:r>
+        <w:t>________________________________________________________________</w:t>
+      </w:r>
+    </w:p>
+    <w:p>
+      <w:r>
+        <w:t>________________________________________________________________</w:t>
+      </w:r>
+    </w:p>
+    <w:p>
+      <w:r>
+        <w:t>________________________________________________________________</w:t>
+      </w:r>
+    </w:p>
+    <w:p>
+      <w:pPr>
+        <w:pStyle w:val="Heading3"/>
+      </w:pPr>
+      <w:r>
+        <w:t>04. Change one thing. Trace what follows.</w:t>
+      </w:r>
+    </w:p>
+    <w:p>
+      <w:r>
+        <w:drawing>
+          <wp:inline xmlns:a="http://schemas.openxmlformats.org/drawingml/2006/main" xmlns:pic="http://schemas.openxmlformats.org/drawingml/2006/picture">
+            <wp:extent cx="5486400" cy="3026664"/>
+            <wp:docPr id="6" name="Picture 6" descr="Original case: Inspect that slice’s failures before selecting a repair. Changed condition: Week B has no ambiguous questions. Expected result: That slice is unmeasured, not perfectly correct. Reason: No observations means no rate can be calculated for it."/>
+            <wp:cNvGraphicFramePr>
+              <a:graphicFrameLocks noChangeAspect="1"/>
+            </wp:cNvGraphicFramePr>
+            <a:graphic>
+              <a:graphicData uri="http://schemas.openxmlformats.org/drawingml/2006/picture">
+                <pic:pic>
+                  <pic:nvPicPr>
+                    <pic:cNvPr id="0" name="academy-story-ai-6-25-04.png"/>
+                    <pic:cNvPicPr/>
+                  </pic:nvPicPr>
+                  <pic:blipFill>
+                    <a:blip r:embed="rId14"/>
+                    <a:stretch>
+                      <a:fillRect/>
+                    </a:stretch>
+                  </pic:blipFill>
+                  <pic:spPr>
+                    <a:xfrm>
+                      <a:off x="0" y="0"/>
+                      <a:ext cx="5486400" cy="3026664"/>
+                    </a:xfrm>
+                    <a:prstGeom prst="rect"/>
+                  </pic:spPr>
+                </pic:pic>
+              </a:graphicData>
+            </a:graphic>
+          </wp:inline>
+        </w:drawing>
+      </w:r>
+    </w:p>
+    <w:p>
+      <w:pPr>
+        <w:spacing w:line="336" w:lineRule="auto" w:after="180"/>
+      </w:pPr>
+      <w:r>
+        <w:rPr>
+          <w:b w:val="0"/>
+        </w:rPr>
+        <w:t>Original case: Inspect that slice’s failures before selecting a repair. Changed condition: Week B has no ambiguous questions. Expected result: That slice is unmeasured, not perfectly correct.</w:t>
+      </w:r>
+    </w:p>
+    <w:p>
+      <w:pPr>
+        <w:spacing w:line="336" w:lineRule="auto" w:after="180"/>
+      </w:pPr>
+      <w:r>
+        <w:rPr>
+          <w:b w:val="0"/>
+        </w:rPr>
+        <w:t xml:space="preserve">Reason: No </w:t>
+      </w:r>
+      <w:r>
+        <w:rPr>
+          <w:b/>
+        </w:rPr>
+        <w:t>observation</w:t>
+      </w:r>
+      <w:r>
+        <w:rPr>
+          <w:b w:val="0"/>
+        </w:rPr>
+        <w:t>s means no rate can be calculated for it.</w:t>
+      </w:r>
+    </w:p>
+    <w:p>
+      <w:pPr>
+        <w:spacing w:line="336" w:lineRule="auto" w:after="180"/>
+        <w:shd w:fill="F5F1FB"/>
+      </w:pPr>
+      <w:r>
+        <w:rPr>
+          <w:b w:val="0"/>
+        </w:rPr>
+        <w:t>Predict before checking the worked changed-case result. Name what changed and what the supplied facts allow you to conclude.</w:t>
+      </w:r>
+    </w:p>
+    <w:p>
+      <w:pPr>
+        <w:pStyle w:val="Heading3"/>
+      </w:pPr>
+      <w:r>
+        <w:t>My picture explanation, deciding evidence and one limit</w:t>
+      </w:r>
+    </w:p>
+    <w:p>
+      <w:r>
+        <w:t>________________________________________________________________</w:t>
+      </w:r>
+    </w:p>
+    <w:p>
+      <w:r>
+        <w:t>________________________________________________________________</w:t>
+      </w:r>
+    </w:p>
+    <w:p>
+      <w:r>
+        <w:t>________________________________________________________________</w:t>
+      </w:r>
+    </w:p>
+    <w:p>
+      <w:r>
+        <w:t>________________________________________________________________</w:t>
+      </w:r>
+    </w:p>
+    <w:p>
+      <w:pPr>
+        <w:pStyle w:val="Heading3"/>
+      </w:pPr>
+      <w:r>
+        <w:t>05. Connect the explanation to its limit</w:t>
+      </w:r>
+    </w:p>
+    <w:p>
+      <w:r>
+        <w:drawing>
+          <wp:inline xmlns:a="http://schemas.openxmlformats.org/drawingml/2006/main" xmlns:pic="http://schemas.openxmlformats.org/drawingml/2006/picture">
+            <wp:extent cx="5486400" cy="2834640"/>
+            <wp:docPr id="7" name="Picture 7" descr="Slice monitoring exposes changes hidden by common easy questions. Retain each denominator and compare the measurement conditions. Limit: Small samples do not establish a stable trend or cause; retain uncertainty and compare conditions."/>
+            <wp:cNvGraphicFramePr>
+              <a:graphicFrameLocks noChangeAspect="1"/>
+            </wp:cNvGraphicFramePr>
+            <a:graphic>
+              <a:graphicData uri="http://schemas.openxmlformats.org/drawingml/2006/picture">
+                <pic:pic>
+                  <pic:nvPicPr>
+                    <pic:cNvPr id="0" name="academy-story-ai-6-25-05.png"/>
+                    <pic:cNvPicPr/>
+                  </pic:nvPicPr>
+                  <pic:blipFill>
+                    <a:blip r:embed="rId15"/>
+                    <a:stretch>
+                      <a:fillRect/>
+                    </a:stretch>
+                  </pic:blipFill>
+                  <pic:spPr>
+                    <a:xfrm>
+                      <a:off x="0" y="0"/>
+                      <a:ext cx="5486400" cy="2834640"/>
+                    </a:xfrm>
+                    <a:prstGeom prst="rect"/>
+                  </pic:spPr>
+                </pic:pic>
+              </a:graphicData>
+            </a:graphic>
+          </wp:inline>
+        </w:drawing>
+      </w:r>
+    </w:p>
+    <w:p>
+      <w:pPr>
+        <w:spacing w:line="336" w:lineRule="auto" w:after="180"/>
+      </w:pPr>
+      <w:r>
+        <w:rPr>
+          <w:b w:val="0"/>
+        </w:rPr>
+        <w:t>Slice monitoring exposes changes hidden by common easy questions. Retain each denominator and compare the measurement conditions.</w:t>
+      </w:r>
+    </w:p>
+    <w:p>
+      <w:pPr>
+        <w:spacing w:line="336" w:lineRule="auto" w:after="180"/>
+      </w:pPr>
+      <w:r>
+        <w:rPr>
+          <w:b w:val="0"/>
+        </w:rPr>
+        <w:t>Limit: Small samples do not establish a stable trend or cause; retain uncertainty and compare conditions.</w:t>
+      </w:r>
+    </w:p>
+    <w:p>
+      <w:pPr>
+        <w:spacing w:line="336" w:lineRule="auto" w:after="180"/>
+        <w:shd w:fill="F5F1FB"/>
+      </w:pPr>
+      <w:r>
+        <w:rPr>
+          <w:b w:val="0"/>
+        </w:rPr>
+        <w:t>Explain the case, then point to a limit on the claim.</w:t>
+      </w:r>
+    </w:p>
+    <w:p>
+      <w:pPr>
+        <w:pStyle w:val="Heading3"/>
+      </w:pPr>
+      <w:r>
+        <w:t>My picture explanation, deciding evidence and one limit</w:t>
+      </w:r>
+    </w:p>
+    <w:p>
+      <w:r>
+        <w:t>________________________________________________________________</w:t>
+      </w:r>
+    </w:p>
+    <w:p>
+      <w:r>
+        <w:t>________________________________________________________________</w:t>
+      </w:r>
+    </w:p>
+    <w:p>
+      <w:r>
+        <w:t>________________________________________________________________</w:t>
+      </w:r>
+    </w:p>
+    <w:p>
+      <w:r>
+        <w:t>________________________________________________________________</w:t>
+      </w:r>
+    </w:p>
+    <w:p>
+      <w:pPr>
+        <w:pStyle w:val="Heading3"/>
+      </w:pPr>
+      <w:r>
+        <w:t>06. Make the idea visible in your project</w:t>
+      </w:r>
+    </w:p>
+    <w:p>
+      <w:r>
+        <w:drawing>
+          <wp:inline xmlns:a="http://schemas.openxmlformats.org/drawingml/2006/main" xmlns:pic="http://schemas.openxmlformats.org/drawingml/2006/picture">
+            <wp:extent cx="5486400" cy="3529584"/>
+            <wp:docPr id="8" name="Picture 8" descr="For the Grounded Learning Service, retain an annotated trace and the changed-case result. Name the contract or evidence that makes the deciding step valid, so another team can review it. Draw your input, deciding step, result and limit. Supported question: Compute both clear and ambiguous slice rates for A and B. Which slice weakens, and how should that slice be reported when no ambiguous questions are observed?"/>
+            <wp:cNvGraphicFramePr>
+              <a:graphicFrameLocks noChangeAspect="1"/>
+            </wp:cNvGraphicFramePr>
+            <a:graphic>
+              <a:graphicData uri="http://schemas.openxmlformats.org/drawingml/2006/picture">
+                <pic:pic>
+                  <pic:nvPicPr>
+                    <pic:cNvPr id="0" name="academy-story-ai-6-25-06.png"/>
+                    <pic:cNvPicPr/>
+                  </pic:nvPicPr>
+                  <pic:blipFill>
+                    <a:blip r:embed="rId16"/>
+                    <a:stretch>
+                      <a:fillRect/>
+                    </a:stretch>
+                  </pic:blipFill>
+                  <pic:spPr>
+                    <a:xfrm>
+                      <a:off x="0" y="0"/>
+                      <a:ext cx="5486400" cy="3529584"/>
+                    </a:xfrm>
+                    <a:prstGeom prst="rect"/>
+                  </pic:spPr>
+                </pic:pic>
+              </a:graphicData>
+            </a:graphic>
+          </wp:inline>
+        </w:drawing>
+      </w:r>
+    </w:p>
+    <w:p>
+      <w:pPr>
+        <w:spacing w:line="336" w:lineRule="auto" w:after="180"/>
+      </w:pPr>
+      <w:r>
+        <w:rPr>
+          <w:b w:val="0"/>
+        </w:rPr>
+        <w:t xml:space="preserve">For the Grounded Learning Service, retain an annotated trace and the changed-case result. Name the contract or </w:t>
+      </w:r>
+      <w:r>
+        <w:rPr>
+          <w:b/>
+        </w:rPr>
+        <w:t>evidence</w:t>
+      </w:r>
+      <w:r>
+        <w:rPr>
+          <w:b w:val="0"/>
+        </w:rPr>
+        <w:t xml:space="preserve"> that makes the deciding step valid, so another team can review it.</w:t>
+      </w:r>
+    </w:p>
+    <w:p>
+      <w:pPr>
+        <w:spacing w:line="336" w:lineRule="auto" w:after="180"/>
+      </w:pPr>
+      <w:r>
+        <w:rPr>
+          <w:b w:val="0"/>
+        </w:rPr>
+        <w:t xml:space="preserve">Draw your </w:t>
+      </w:r>
+      <w:r>
+        <w:rPr>
+          <w:b/>
+        </w:rPr>
+        <w:t>input</w:t>
+      </w:r>
+      <w:r>
+        <w:rPr>
+          <w:b w:val="0"/>
+        </w:rPr>
+        <w:t>, deciding step, result and limit. Supported question: Compute both clear and ambiguous slice rates for A and B.</w:t>
+      </w:r>
+    </w:p>
+    <w:p>
+      <w:pPr>
+        <w:spacing w:line="336" w:lineRule="auto" w:after="180"/>
+      </w:pPr>
+      <w:r>
+        <w:rPr>
+          <w:b w:val="0"/>
+        </w:rPr>
+        <w:t>Which slice weakens, and how should that slice be reported when no ambiguous questions are observed?</w:t>
+      </w:r>
+    </w:p>
+    <w:p>
+      <w:pPr>
+        <w:spacing w:line="336" w:lineRule="auto" w:after="180"/>
+        <w:shd w:fill="F5F1FB"/>
+      </w:pPr>
+      <w:r>
+        <w:rPr>
+          <w:b w:val="0"/>
+        </w:rPr>
+        <w:t xml:space="preserve">Draw your project trace and justify the deciding step using </w:t>
+      </w:r>
+      <w:r>
+        <w:rPr>
+          <w:b/>
+        </w:rPr>
+        <w:t>evidence</w:t>
+      </w:r>
+      <w:r>
+        <w:rPr>
+          <w:b w:val="0"/>
+        </w:rPr>
+        <w:t>.</w:t>
+      </w:r>
+    </w:p>
+    <w:p>
+      <w:pPr>
+        <w:pStyle w:val="Heading3"/>
+      </w:pPr>
+      <w:r>
+        <w:t>My picture explanation, deciding evidence and one limit</w:t>
       </w:r>
     </w:p>
     <w:p>

--- a/downloads/workbook/ai-6-week-25.docx
+++ b/downloads/workbook/ai-6-week-25.docx
@@ -168,6 +168,60 @@
     <w:p>
       <w:r>
         <w:t>________________________________________________________________</w:t>
+      </w:r>
+    </w:p>
+    <w:p>
+      <w:pPr>
+        <w:pStyle w:val="Heading3"/>
+      </w:pPr>
+      <w:r>
+        <w:t>Lesson reference for workbook practice</w:t>
+      </w:r>
+    </w:p>
+    <w:p>
+      <w:pPr>
+        <w:spacing w:line="336" w:lineRule="auto" w:after="180"/>
+        <w:shd w:fill="F1F6F8"/>
+      </w:pPr>
+      <w:r>
+        <w:rPr>
+          <w:b w:val="0"/>
+        </w:rPr>
+        <w:t>Use this reference for the original W1–W3 and W5 exercises. The separately named independent case supplies its own changed facts; use those facts for that attempt before feedback.</w:t>
+      </w:r>
+    </w:p>
+    <w:p>
+      <w:pPr>
+        <w:spacing w:line="336" w:lineRule="auto" w:after="180"/>
+      </w:pPr>
+      <w:r>
+        <w:rPr>
+          <w:b w:val="0"/>
+        </w:rPr>
+        <w:t>Monitoring compares current outcomes with a declared reference and sampling protocol. A change in observed quality may reflect case mix or instrumentation.</w:t>
+      </w:r>
+    </w:p>
+    <w:p>
+      <w:pPr>
+        <w:spacing w:line="336" w:lineRule="auto" w:after="180"/>
+      </w:pPr>
+      <w:r>
+        <w:rPr>
+          <w:b w:val="0"/>
+        </w:rPr>
+        <w:t xml:space="preserve">For each window report eligible counts, passes, missing outcomes and condition mix. Alert when success falls below the toy </w:t>
+      </w:r>
+      <w:r>
+        <w:rPr>
+          <w:b/>
+        </w:rPr>
+        <w:t>80%</w:t>
+      </w:r>
+      <w:r>
+        <w:rPr>
+          <w:b w:val="0"/>
+        </w:rPr>
+        <w:t xml:space="preserve"> threshold; investigate before attributing cause.</w:t>
       </w:r>
     </w:p>
     <w:p>
@@ -425,7 +479,7 @@
         <w:rPr>
           <w:b w:val="0"/>
         </w:rPr>
-        <w:t>Window A passes8/10; B passes12/20. Threshold</w:t>
+        <w:t xml:space="preserve">Window A passes 8/10; B passes 12/20. Threshold </w:t>
       </w:r>
       <w:r>
         <w:rPr>
@@ -613,7 +667,7 @@
         <w:rPr>
           <w:b w:val="0"/>
         </w:rPr>
-        <w:t>Reference window passes18/20; new window14/20. Show the intermediate steps and give the conclusion with its scope.</w:t>
+        <w:t>Reference window passes 18/20; new window 14/20. Show the intermediate steps and give the conclusion with its scope.</w:t>
       </w:r>
     </w:p>
     <w:p>
@@ -742,7 +796,7 @@
         <w:rPr>
           <w:b w:val="0"/>
         </w:rPr>
-        <w:t>Window A passes8/10; B passes12/20. Threshold</w:t>
+        <w:t xml:space="preserve">Window A passes 8/10; B passes 12/20. Threshold </w:t>
       </w:r>
       <w:r>
         <w:rPr>

--- a/downloads/workbook/ai-6-week-25.docx
+++ b/downloads/workbook/ai-6-week-25.docx
@@ -25,22 +25,45 @@
         <w:pStyle w:val="Heading1"/>
       </w:pPr>
       <w:r>
-        <w:t>01. Recall and choose your starting point</w:t>
-      </w:r>
-    </w:p>
-    <w:p>
-      <w:r>
-        <w:t>Record your starting explanation for Monitoring quality drift before opening notes. Show any later correction separately.</w:t>
-      </w:r>
-    </w:p>
-    <w:p>
-      <w:pPr>
-        <w:spacing w:line="336" w:lineRule="auto" w:after="180"/>
-      </w:pPr>
-      <w:r>
-        <w:rPr>
-          <w:b w:val="0"/>
-        </w:rPr>
+        <w:t>One complete rate, slice and coverage record.</w:t>
+      </w:r>
+    </w:p>
+    <w:p>
+      <w:r>
+        <w:t>Keep sampling protocol, counts, denominator, threshold, slice mix, versions and unresolved causes together.</w:t>
+      </w:r>
+    </w:p>
+    <w:p>
+      <w:r>
+        <w:t>Recall → W1–W3/W5 → independent denominator case → monitoring project → delayed return.</w:t>
+      </w:r>
+    </w:p>
+    <w:p>
+      <w:pPr>
+        <w:pStyle w:val="Heading1"/>
+      </w:pPr>
+      <w:r>
+        <w:t>01. Recall · Retrieve before notes</w:t>
+      </w:r>
+    </w:p>
+    <w:p>
+      <w:r>
+        <w:t>Keep this task’s inputs,rule and response together.</w:t>
+      </w:r>
+    </w:p>
+    <w:p>
+      <w:pPr>
+        <w:pStyle w:val="Heading2"/>
+      </w:pPr>
+      <w:r>
+        <w:t>Complete task and evidence</w:t>
+      </w:r>
+    </w:p>
+    <w:p>
+      <w:pPr>
+        <w:pStyle w:val="ListBullet"/>
+      </w:pPr>
+      <w:r>
         <w:t>Try the recall before opening notes. Then use a different colour or a labelled second line to correct your explanation.</w:t>
       </w:r>
     </w:p>
@@ -54,12 +77,9 @@
     </w:p>
     <w:p>
       <w:pPr>
-        <w:spacing w:line="336" w:lineRule="auto" w:after="180"/>
-      </w:pPr>
-      <w:r>
-        <w:rPr>
-          <w:b w:val="0"/>
-        </w:rPr>
+        <w:pStyle w:val="ListBullet"/>
+      </w:pPr>
+      <w:r>
         <w:t>Without opening the old lesson, explain one key idea from Release and rollback. Give an example and a mistake that the idea helps you avoid.</w:t>
       </w:r>
     </w:p>
@@ -96,12 +116,9 @@
     </w:p>
     <w:p>
       <w:pPr>
-        <w:spacing w:line="336" w:lineRule="auto" w:after="180"/>
-      </w:pPr>
-      <w:r>
-        <w:rPr>
-          <w:b w:val="0"/>
-        </w:rPr>
+        <w:pStyle w:val="ListBullet"/>
+      </w:pPr>
+      <w:r>
         <w:t>Without opening the old lesson, explain one key idea from Queues and asynchronous work. Give an example and a mistake that the idea helps you avoid.</w:t>
       </w:r>
     </w:p>
@@ -138,12 +155,9 @@
     </w:p>
     <w:p>
       <w:pPr>
-        <w:spacing w:line="336" w:lineRule="auto" w:after="180"/>
-      </w:pPr>
-      <w:r>
-        <w:rPr>
-          <w:b w:val="0"/>
-        </w:rPr>
+        <w:pStyle w:val="ListBullet"/>
+      </w:pPr>
+      <w:r>
         <w:t>Without opening the old lesson, explain one key idea from Sandboxing and resource limits. Give an example and a mistake that the idea helps you avoid.</w:t>
       </w:r>
     </w:p>
@@ -180,48 +194,26 @@
     </w:p>
     <w:p>
       <w:pPr>
-        <w:spacing w:line="336" w:lineRule="auto" w:after="180"/>
-        <w:shd w:fill="F1F6F8"/>
-      </w:pPr>
-      <w:r>
-        <w:rPr>
-          <w:b w:val="0"/>
-        </w:rPr>
+        <w:pStyle w:val="ListBullet"/>
+      </w:pPr>
+      <w:r>
         <w:t>Use this reference for the original W1–W3 and W5 exercises. The separately named independent case supplies its own changed facts; use those facts for that attempt before feedback.</w:t>
       </w:r>
     </w:p>
     <w:p>
       <w:pPr>
-        <w:spacing w:line="336" w:lineRule="auto" w:after="180"/>
-      </w:pPr>
-      <w:r>
-        <w:rPr>
-          <w:b w:val="0"/>
-        </w:rPr>
+        <w:pStyle w:val="ListBullet"/>
+      </w:pPr>
+      <w:r>
         <w:t>Monitoring compares current outcomes with a declared reference and sampling protocol. A change in observed quality may reflect case mix or instrumentation.</w:t>
       </w:r>
     </w:p>
     <w:p>
       <w:pPr>
-        <w:spacing w:line="336" w:lineRule="auto" w:after="180"/>
-      </w:pPr>
-      <w:r>
-        <w:rPr>
-          <w:b w:val="0"/>
-        </w:rPr>
-        <w:t xml:space="preserve">For each window report eligible counts, passes, missing outcomes and condition mix. Alert when success falls below the toy </w:t>
-      </w:r>
-      <w:r>
-        <w:rPr>
-          <w:b/>
-        </w:rPr>
-        <w:t>80%</w:t>
-      </w:r>
-      <w:r>
-        <w:rPr>
-          <w:b w:val="0"/>
-        </w:rPr>
-        <w:t xml:space="preserve"> threshold; investigate before attributing cause.</w:t>
+        <w:pStyle w:val="ListBullet"/>
+      </w:pPr>
+      <w:r>
+        <w:t>For each window report eligible counts, passes, missing outcomes and condition mix. Alert when success falls below the toy 80% threshold; investigate before attributing cause.</w:t>
       </w:r>
     </w:p>
     <w:p>
@@ -229,135 +221,44 @@
         <w:pStyle w:val="Heading1"/>
       </w:pPr>
       <w:r>
-        <w:t>02. Practise with fading help</w:t>
-      </w:r>
-    </w:p>
-    <w:p>
-      <w:r>
-        <w:t>Complete the supported Monitoring quality drift trace and record the first step you can explain without help.</w:t>
-      </w:r>
-    </w:p>
-    <w:p>
-      <w:pPr>
-        <w:spacing w:line="336" w:lineRule="auto" w:after="180"/>
-      </w:pPr>
-      <w:r>
-        <w:rPr>
-          <w:b w:val="0"/>
-        </w:rPr>
-        <w:t xml:space="preserve">Use W2: Trace the worked case for Monitoring quality </w:t>
-      </w:r>
-      <w:r>
-        <w:rPr>
-          <w:b/>
-        </w:rPr>
-        <w:t>drift</w:t>
-      </w:r>
-      <w:r>
-        <w:rPr>
-          <w:b w:val="0"/>
-        </w:rPr>
-        <w:t>. Record the answer once; the lesson and workbook refer to the same attempt.</w:t>
-      </w:r>
-    </w:p>
-    <w:tbl>
-      <w:tblPr>
-        <w:tblStyle w:val="LightShading-Accent1"/>
-        <w:tblW w:type="auto" w:w="0"/>
-        <w:tblLook w:firstColumn="1" w:firstRow="1" w:lastColumn="0" w:lastRow="0" w:noHBand="0" w:noVBand="1" w:val="04A0"/>
-      </w:tblPr>
-      <w:tblGrid>
-        <w:gridCol w:w="2556"/>
-        <w:gridCol w:w="2556"/>
-        <w:gridCol w:w="2556"/>
-        <w:gridCol w:w="2556"/>
-      </w:tblGrid>
-      <w:tr>
-        <w:trPr>
-          <w:tblHeader/>
-        </w:trPr>
-        <w:tc>
-          <w:tcPr>
-            <w:tcW w:type="dxa" w:w="2556"/>
-          </w:tcPr>
-          <w:p>
-            <w:r>
-              <w:t>Given inputs</w:t>
-            </w:r>
-          </w:p>
-        </w:tc>
-        <w:tc>
-          <w:tcPr>
-            <w:tcW w:type="dxa" w:w="2556"/>
-          </w:tcPr>
-          <w:p>
-            <w:r>
-              <w:t>Procedure I chose</w:t>
-            </w:r>
-          </w:p>
-        </w:tc>
-        <w:tc>
-          <w:tcPr>
-            <w:tcW w:type="dxa" w:w="2556"/>
-          </w:tcPr>
-          <w:p>
-            <w:r>
-              <w:t>Middle steps</w:t>
-            </w:r>
-          </w:p>
-        </w:tc>
-        <w:tc>
-          <w:tcPr>
-            <w:tcW w:type="dxa" w:w="2556"/>
-          </w:tcPr>
-          <w:p>
-            <w:r>
-              <w:t>Result and check</w:t>
-            </w:r>
-          </w:p>
-        </w:tc>
-      </w:tr>
-      <w:tr>
-        <w:tc>
-          <w:tcPr>
-            <w:tcW w:type="dxa" w:w="2556"/>
-          </w:tcPr>
-          <w:p>
-            <w:r/>
-          </w:p>
-        </w:tc>
-        <w:tc>
-          <w:tcPr>
-            <w:tcW w:type="dxa" w:w="2556"/>
-          </w:tcPr>
-          <w:p>
-            <w:r/>
-          </w:p>
-        </w:tc>
-        <w:tc>
-          <w:tcPr>
-            <w:tcW w:type="dxa" w:w="2556"/>
-          </w:tcPr>
-          <w:p>
-            <w:r/>
-          </w:p>
-        </w:tc>
-        <w:tc>
-          <w:tcPr>
-            <w:tcW w:type="dxa" w:w="2556"/>
-          </w:tcPr>
-          <w:p>
-            <w:r/>
-          </w:p>
-        </w:tc>
-      </w:tr>
-    </w:tbl>
+        <w:t>05. W1 · Explain the current example</w:t>
+      </w:r>
+    </w:p>
+    <w:p>
+      <w:r>
+        <w:t>Keep this task’s inputs,rule and response together.</w:t>
+      </w:r>
+    </w:p>
+    <w:p>
+      <w:pPr>
+        <w:pStyle w:val="Heading2"/>
+      </w:pPr>
+      <w:r>
+        <w:t>Complete task and evidence</w:t>
+      </w:r>
+    </w:p>
+    <w:p>
+      <w:pPr>
+        <w:pStyle w:val="ListBullet"/>
+      </w:pPr>
+      <w:r>
+        <w:t>Monitoring compares outcomes under a declared reference, sampling protocol and rubric. Main complete windows have reference 18/20 = 90% and current 14/20 = 70%, no missing outcomes: down 20 percentage points. Alert strictly below the fictional 80% threshold; equality does not alert. Record eligible counts, passes, failures, missing outcomes and condition mix. Added code protocol reports passes/(passes + observed failures) explicitly; missing outcomes raise a coverage alert and suspend full-window quality decision. Empty slices have unavailable rates, not 0% or 100%. Separate picture clear slice A/B is 18/20 = 90%, 19/20 = 95%; ambiguous is 8/10 = 80%, 4/10 = 40%. Totals 26/30 ≈ 86.7%, 23/30 ≈ 76.7%, down 10 percentage points. If B has no ambiguous questions, report that coverage gap; its clear-only 19/20 total has different case mix. Preserve rubric, version and instrumentation evidence. Small supplied samples show descriptive outcomes, not a stable trend, statistical significance or proven model-caused drift. Code uses constructed counts only.</w:t>
+      </w:r>
+    </w:p>
+    <w:p>
+      <w:pPr>
+        <w:pStyle w:val="ListBullet"/>
+      </w:pPr>
+      <w:r>
+        <w:t>Explain the weekly mechanism in your own words. Use the worked scenario to name its input, decision rule and output.</w:t>
+      </w:r>
+    </w:p>
     <w:p>
       <w:pPr>
         <w:pStyle w:val="Heading3"/>
       </w:pPr>
       <w:r>
-        <w:t>The step I completed without help, and the hint I needed</w:t>
+        <w:t>My reasoning and evidence</w:t>
       </w:r>
     </w:p>
     <w:p>
@@ -376,50 +277,55 @@
       </w:r>
     </w:p>
     <w:p>
+      <w:r>
+        <w:t>________________________________________________________________</w:t>
+      </w:r>
+    </w:p>
+    <w:p>
+      <w:r>
+        <w:t>________________________________________________________________</w:t>
+      </w:r>
+    </w:p>
+    <w:p>
+      <w:r>
+        <w:t>________________________________________________________________</w:t>
+      </w:r>
+    </w:p>
+    <w:p>
       <w:pPr>
         <w:pStyle w:val="Heading1"/>
       </w:pPr>
       <w:r>
-        <w:t>03. Individual reasoning check</w:t>
-      </w:r>
-    </w:p>
-    <w:p>
-      <w:r>
-        <w:t>Check the proposed Monitoring quality drift explanation against the supplied facts before discussing it.</w:t>
-      </w:r>
-    </w:p>
-    <w:p>
-      <w:pPr>
-        <w:spacing w:line="336" w:lineRule="auto" w:after="180"/>
-      </w:pPr>
-      <w:r>
-        <w:rPr>
-          <w:b w:val="0"/>
-        </w:rPr>
-        <w:t xml:space="preserve">Use the worked case for Monitoring quality </w:t>
-      </w:r>
-      <w:r>
-        <w:rPr>
-          <w:b/>
-        </w:rPr>
-        <w:t>drift</w:t>
-      </w:r>
-      <w:r>
-        <w:rPr>
-          <w:b w:val="0"/>
-        </w:rPr>
-        <w:t>. Proposed explanation: “The worked result establishes every future case”. Decide whether this explanation is supported.</w:t>
-      </w:r>
-    </w:p>
-    <w:p>
-      <w:pPr>
-        <w:spacing w:line="336" w:lineRule="auto" w:after="180"/>
-      </w:pPr>
-      <w:r>
-        <w:rPr>
-          <w:b w:val="0"/>
-        </w:rPr>
-        <w:t>Point to the step or supplied fact that decides; explain your repair if needed.</w:t>
+        <w:t>06. W2 · Trace the calculation</w:t>
+      </w:r>
+    </w:p>
+    <w:p>
+      <w:r>
+        <w:t>Keep this task’s inputs,rule and response together.</w:t>
+      </w:r>
+    </w:p>
+    <w:p>
+      <w:pPr>
+        <w:pStyle w:val="Heading2"/>
+      </w:pPr>
+      <w:r>
+        <w:t>Complete task and evidence</w:t>
+      </w:r>
+    </w:p>
+    <w:p>
+      <w:pPr>
+        <w:pStyle w:val="ListBullet"/>
+      </w:pPr>
+      <w:r>
+        <w:t>Monitoring compares outcomes under a declared reference, sampling protocol and rubric. Main complete windows have reference 18/20 = 90% and current 14/20 = 70%, no missing outcomes: down 20 percentage points. Alert strictly below the fictional 80% threshold; equality does not alert. Record eligible counts, passes, failures, missing outcomes and condition mix. Added code protocol reports passes/(passes + observed failures) explicitly; missing outcomes raise a coverage alert and suspend full-window quality decision. Empty slices have unavailable rates, not 0% or 100%. Separate picture clear slice A/B is 18/20 = 90%, 19/20 = 95%; ambiguous is 8/10 = 80%, 4/10 = 40%. Totals 26/30 ≈ 86.7%, 23/30 ≈ 76.7%, down 10 percentage points. If B has no ambiguous questions, report that coverage gap; its clear-only 19/20 total has different case mix. Preserve rubric, version and instrumentation evidence. Small supplied samples show descriptive outcomes, not a stable trend, statistical significance or proven model-caused drift. Code uses constructed counts only.</w:t>
+      </w:r>
+    </w:p>
+    <w:p>
+      <w:pPr>
+        <w:pStyle w:val="ListBullet"/>
+      </w:pPr>
+      <w:r>
+        <w:t>Reference window passes 18/20; new window 14/20. Show the intermediate steps and give the conclusion with its scope.</w:t>
       </w:r>
     </w:p>
     <w:p>
@@ -427,7 +333,7 @@
         <w:pStyle w:val="Heading3"/>
       </w:pPr>
       <w:r>
-        <w:t>My explanation before partner discussion</w:t>
+        <w:t>My reasoning and evidence</w:t>
       </w:r>
     </w:p>
     <w:p>
@@ -451,16 +357,55 @@
       </w:r>
     </w:p>
     <w:p>
+      <w:r>
+        <w:t>________________________________________________________________</w:t>
+      </w:r>
+    </w:p>
+    <w:p>
+      <w:r>
+        <w:t>________________________________________________________________</w:t>
+      </w:r>
+    </w:p>
+    <w:p>
+      <w:r>
+        <w:t>________________________________________________________________</w:t>
+      </w:r>
+    </w:p>
+    <w:p>
       <w:pPr>
         <w:pStyle w:val="Heading1"/>
       </w:pPr>
       <w:r>
-        <w:t>04. Independent transfer case</w:t>
-      </w:r>
-    </w:p>
-    <w:p>
-      <w:r>
-        <w:t>Write one first attempt at the reserved independent case before feedback. Repeated copies of that case refer to the same recorded attempt.</w:t>
+        <w:t>07. W3 · Repair a misconception</w:t>
+      </w:r>
+    </w:p>
+    <w:p>
+      <w:r>
+        <w:t>Keep this task’s inputs,rule and response together.</w:t>
+      </w:r>
+    </w:p>
+    <w:p>
+      <w:pPr>
+        <w:pStyle w:val="Heading2"/>
+      </w:pPr>
+      <w:r>
+        <w:t>Complete task and evidence</w:t>
+      </w:r>
+    </w:p>
+    <w:p>
+      <w:pPr>
+        <w:pStyle w:val="ListBullet"/>
+      </w:pPr>
+      <w:r>
+        <w:t>Monitoring compares outcomes under a declared reference, sampling protocol and rubric. Main complete windows have reference 18/20 = 90% and current 14/20 = 70%, no missing outcomes: down 20 percentage points. Alert strictly below the fictional 80% threshold; equality does not alert. Record eligible counts, passes, failures, missing outcomes and condition mix. Added code protocol reports passes/(passes + observed failures) explicitly; missing outcomes raise a coverage alert and suspend full-window quality decision. Empty slices have unavailable rates, not 0% or 100%. Separate picture clear slice A/B is 18/20 = 90%, 19/20 = 95%; ambiguous is 8/10 = 80%, 4/10 = 40%. Totals 26/30 ≈ 86.7%, 23/30 ≈ 76.7%, down 10 percentage points. If B has no ambiguous questions, report that coverage gap; its clear-only 19/20 total has different case mix. Preserve rubric, version and instrumentation evidence. Small supplied samples show descriptive outcomes, not a stable trend, statistical significance or proven model-caused drift. Code uses constructed counts only.</w:t>
+      </w:r>
+    </w:p>
+    <w:p>
+      <w:pPr>
+        <w:pStyle w:val="ListBullet"/>
+      </w:pPr>
+      <w:r>
+        <w:t>A report omits this qualification: An alert identifies a condition for investigation, not a complete causal explanation. Explain how omitting it could change a reader's interpretation, and write an accurate replacement.</w:t>
       </w:r>
     </w:p>
     <w:p>
@@ -468,30 +413,154 @@
         <w:pStyle w:val="Heading3"/>
       </w:pPr>
       <w:r>
+        <w:t>My reasoning and evidence</w:t>
+      </w:r>
+    </w:p>
+    <w:p>
+      <w:r>
+        <w:t>________________________________________________________________</w:t>
+      </w:r>
+    </w:p>
+    <w:p>
+      <w:r>
+        <w:t>________________________________________________________________</w:t>
+      </w:r>
+    </w:p>
+    <w:p>
+      <w:r>
+        <w:t>________________________________________________________________</w:t>
+      </w:r>
+    </w:p>
+    <w:p>
+      <w:r>
+        <w:t>________________________________________________________________</w:t>
+      </w:r>
+    </w:p>
+    <w:p>
+      <w:r>
+        <w:t>________________________________________________________________</w:t>
+      </w:r>
+    </w:p>
+    <w:p>
+      <w:r>
+        <w:t>________________________________________________________________</w:t>
+      </w:r>
+    </w:p>
+    <w:p>
+      <w:pPr>
+        <w:pStyle w:val="Heading1"/>
+      </w:pPr>
+      <w:r>
+        <w:t>09. W5 · Explain the limitation</w:t>
+      </w:r>
+    </w:p>
+    <w:p>
+      <w:r>
+        <w:t>Keep this task’s inputs,rule and response together.</w:t>
+      </w:r>
+    </w:p>
+    <w:p>
+      <w:pPr>
+        <w:pStyle w:val="Heading2"/>
+      </w:pPr>
+      <w:r>
+        <w:t>Complete task and evidence</w:t>
+      </w:r>
+    </w:p>
+    <w:p>
+      <w:pPr>
+        <w:pStyle w:val="ListBullet"/>
+      </w:pPr>
+      <w:r>
+        <w:t>Monitoring compares outcomes under a declared reference, sampling protocol and rubric. Main complete windows have reference 18/20 = 90% and current 14/20 = 70%, no missing outcomes: down 20 percentage points. Alert strictly below the fictional 80% threshold; equality does not alert. Record eligible counts, passes, failures, missing outcomes and condition mix. Added code protocol reports passes/(passes + observed failures) explicitly; missing outcomes raise a coverage alert and suspend full-window quality decision. Empty slices have unavailable rates, not 0% or 100%. Separate picture clear slice A/B is 18/20 = 90%, 19/20 = 95%; ambiguous is 8/10 = 80%, 4/10 = 40%. Totals 26/30 ≈ 86.7%, 23/30 ≈ 76.7%, down 10 percentage points. If B has no ambiguous questions, report that coverage gap; its clear-only 19/20 total has different case mix. Preserve rubric, version and instrumentation evidence. Small supplied samples show descriptive outcomes, not a stable trend, statistical significance or proven model-caused drift. Code uses constructed counts only.</w:t>
+      </w:r>
+    </w:p>
+    <w:p>
+      <w:pPr>
+        <w:pStyle w:val="ListBullet"/>
+      </w:pPr>
+      <w:r>
+        <w:t>For the worked scenario, propose one additional case that could reveal a failure, describe its expected outcome before running it, and explain what would need to remain fixed for a fair comparison. Do not reuse W4 as a new final test after receiving feedback.</w:t>
+      </w:r>
+    </w:p>
+    <w:p>
+      <w:pPr>
+        <w:pStyle w:val="Heading3"/>
+      </w:pPr>
+      <w:r>
+        <w:t>My reasoning and evidence</w:t>
+      </w:r>
+    </w:p>
+    <w:p>
+      <w:r>
+        <w:t>________________________________________________________________</w:t>
+      </w:r>
+    </w:p>
+    <w:p>
+      <w:r>
+        <w:t>________________________________________________________________</w:t>
+      </w:r>
+    </w:p>
+    <w:p>
+      <w:r>
+        <w:t>________________________________________________________________</w:t>
+      </w:r>
+    </w:p>
+    <w:p>
+      <w:r>
+        <w:t>________________________________________________________________</w:t>
+      </w:r>
+    </w:p>
+    <w:p>
+      <w:r>
+        <w:t>________________________________________________________________</w:t>
+      </w:r>
+    </w:p>
+    <w:p>
+      <w:r>
+        <w:t>________________________________________________________________</w:t>
+      </w:r>
+    </w:p>
+    <w:p>
+      <w:r>
+        <w:t>________________________________________________________________</w:t>
+      </w:r>
+    </w:p>
+    <w:p>
+      <w:pPr>
+        <w:pStyle w:val="Heading1"/>
+      </w:pPr>
+      <w:r>
+        <w:t>04. Try alone · Selected transfer</w:t>
+      </w:r>
+    </w:p>
+    <w:p>
+      <w:r>
+        <w:t>Keep this task’s inputs,rule and response together.</w:t>
+      </w:r>
+    </w:p>
+    <w:p>
+      <w:pPr>
+        <w:pStyle w:val="Heading2"/>
+      </w:pPr>
+      <w:r>
+        <w:t>Complete task and evidence</w:t>
+      </w:r>
+    </w:p>
+    <w:p>
+      <w:pPr>
+        <w:pStyle w:val="Heading3"/>
+      </w:pPr>
+      <w:r>
         <w:t>Independent case: Apply a new case independently</w:t>
       </w:r>
     </w:p>
     <w:p>
       <w:pPr>
-        <w:spacing w:line="336" w:lineRule="auto" w:after="180"/>
-      </w:pPr>
-      <w:r>
-        <w:rPr>
-          <w:b w:val="0"/>
-        </w:rPr>
-        <w:t xml:space="preserve">Window A passes 8/10; B passes 12/20. Threshold </w:t>
-      </w:r>
-      <w:r>
-        <w:rPr>
-          <w:b/>
-        </w:rPr>
-        <w:t>70%</w:t>
-      </w:r>
-      <w:r>
-        <w:rPr>
-          <w:b w:val="0"/>
-        </w:rPr>
-        <w:t>. Compare.</w:t>
+        <w:pStyle w:val="ListBullet"/>
+      </w:pPr>
+      <w:r>
+        <w:t>Window A passes 8/10; B passes 12/20. Threshold 70%. Compare.</w:t>
       </w:r>
     </w:p>
     <w:p>
@@ -539,12 +608,9 @@
     </w:p>
     <w:p>
       <w:pPr>
-        <w:spacing w:line="336" w:lineRule="auto" w:after="180"/>
-      </w:pPr>
-      <w:r>
-        <w:rPr>
-          <w:b w:val="0"/>
-        </w:rPr>
+        <w:pStyle w:val="ListBullet"/>
+      </w:pPr>
+      <w:r>
         <w:t>Attempt this case before feedback. Record any help. Earlier examples below are further practice; a case already practised with feedback cannot establish fresh transfer.</w:t>
       </w:r>
     </w:p>
@@ -553,59 +619,28 @@
         <w:pStyle w:val="Heading1"/>
       </w:pPr>
       <w:r>
-        <w:t>05. W1 Explain the mechanism</w:t>
-      </w:r>
-    </w:p>
-    <w:p>
-      <w:r>
-        <w:t>Explain the mechanism. Apply the supplied Monitoring quality drift facts and keep your reasoning.</w:t>
-      </w:r>
-    </w:p>
-    <w:p>
-      <w:pPr>
-        <w:spacing w:line="336" w:lineRule="auto" w:after="180"/>
-      </w:pPr>
-      <w:r>
-        <w:rPr>
-          <w:b w:val="0"/>
-        </w:rPr>
-        <w:t xml:space="preserve">Explain the weekly </w:t>
-      </w:r>
-      <w:r>
-        <w:rPr>
-          <w:b/>
-        </w:rPr>
-        <w:t>mechanism</w:t>
-      </w:r>
-      <w:r>
-        <w:rPr>
-          <w:b w:val="0"/>
-        </w:rPr>
-        <w:t xml:space="preserve"> in your own words. Use the worked scenario to name its </w:t>
-      </w:r>
-      <w:r>
-        <w:rPr>
-          <w:b/>
-        </w:rPr>
-        <w:t>input</w:t>
-      </w:r>
-      <w:r>
-        <w:rPr>
-          <w:b w:val="0"/>
-        </w:rPr>
-        <w:t xml:space="preserve">, decision rule and </w:t>
-      </w:r>
-      <w:r>
-        <w:rPr>
-          <w:b/>
-        </w:rPr>
-        <w:t>output</w:t>
-      </w:r>
-      <w:r>
-        <w:rPr>
-          <w:b w:val="0"/>
-        </w:rPr>
-        <w:t>.</w:t>
+        <w:t>10. Project · Keep the service evidence</w:t>
+      </w:r>
+    </w:p>
+    <w:p>
+      <w:r>
+        <w:t>Preserve the contract, inputs, observed outcomes and limits.</w:t>
+      </w:r>
+    </w:p>
+    <w:p>
+      <w:pPr>
+        <w:pStyle w:val="Heading2"/>
+      </w:pPr>
+      <w:r>
+        <w:t>Complete task and evidence</w:t>
+      </w:r>
+    </w:p>
+    <w:p>
+      <w:pPr>
+        <w:pStyle w:val="ListBullet"/>
+      </w:pPr>
+      <w:r>
+        <w:t>Add a labelled monitoring quality drift evidence sheet to Grounded Learning Service. Show how you can explain the mechanism and terminology of monitoring quality drift. Use the supplied fictional case and keep its inputs, intermediate steps, calculation or prediction, and limitation. Connect this record to last week’s record; a matching answer without a trace is insufficient.</w:t>
       </w:r>
     </w:p>
     <w:p>
@@ -613,7 +648,7 @@
         <w:pStyle w:val="Heading3"/>
       </w:pPr>
       <w:r>
-        <w:t>My reasoning and evidence</w:t>
+        <w:t>My project change, supporting evidence and remaining limit</w:t>
       </w:r>
     </w:p>
     <w:p>
@@ -651,448 +686,20 @@
         <w:pStyle w:val="Heading1"/>
       </w:pPr>
       <w:r>
-        <w:t>06. W2 Trace the worked case</w:t>
-      </w:r>
-    </w:p>
-    <w:p>
-      <w:r>
-        <w:t>Trace the worked case. Apply the supplied Monitoring quality drift facts and keep your reasoning.</w:t>
-      </w:r>
-    </w:p>
-    <w:p>
-      <w:pPr>
-        <w:spacing w:line="336" w:lineRule="auto" w:after="180"/>
-      </w:pPr>
-      <w:r>
-        <w:rPr>
-          <w:b w:val="0"/>
-        </w:rPr>
-        <w:t>Reference window passes 18/20; new window 14/20. Show the intermediate steps and give the conclusion with its scope.</w:t>
-      </w:r>
-    </w:p>
-    <w:p>
-      <w:pPr>
-        <w:pStyle w:val="Heading3"/>
-      </w:pPr>
-      <w:r>
-        <w:t>My reasoning and evidence</w:t>
-      </w:r>
-    </w:p>
-    <w:p>
-      <w:r>
-        <w:t>________________________________________________________________</w:t>
-      </w:r>
-    </w:p>
-    <w:p>
-      <w:r>
-        <w:t>________________________________________________________________</w:t>
-      </w:r>
-    </w:p>
-    <w:p>
-      <w:r>
-        <w:t>________________________________________________________________</w:t>
-      </w:r>
-    </w:p>
-    <w:p>
-      <w:r>
-        <w:t>________________________________________________________________</w:t>
-      </w:r>
-    </w:p>
-    <w:p>
-      <w:r>
-        <w:t>________________________________________________________________</w:t>
-      </w:r>
-    </w:p>
-    <w:p>
-      <w:r>
-        <w:t>________________________________________________________________</w:t>
-      </w:r>
-    </w:p>
-    <w:p>
-      <w:r>
-        <w:t>________________________________________________________________</w:t>
-      </w:r>
-    </w:p>
-    <w:p>
-      <w:pPr>
-        <w:pStyle w:val="Heading1"/>
-      </w:pPr>
-      <w:r>
-        <w:t>07. W3 Audit the limit</w:t>
-      </w:r>
-    </w:p>
-    <w:p>
-      <w:r>
-        <w:t>Audit the limit. Apply the supplied Monitoring quality drift facts and keep your reasoning.</w:t>
-      </w:r>
-    </w:p>
-    <w:p>
-      <w:pPr>
-        <w:spacing w:line="336" w:lineRule="auto" w:after="180"/>
-      </w:pPr>
-      <w:r>
-        <w:rPr>
-          <w:b w:val="0"/>
-        </w:rPr>
-        <w:t>A report omits this qualification: An alert identifies a condition for investigation, not a complete causal explanation. Explain how omitting it could change a reader's interpretation, and write an accurate replacement.</w:t>
-      </w:r>
-    </w:p>
-    <w:p>
-      <w:pPr>
-        <w:pStyle w:val="Heading3"/>
-      </w:pPr>
-      <w:r>
-        <w:t>My reasoning and evidence</w:t>
-      </w:r>
-    </w:p>
-    <w:p>
-      <w:r>
-        <w:t>________________________________________________________________</w:t>
-      </w:r>
-    </w:p>
-    <w:p>
-      <w:r>
-        <w:t>________________________________________________________________</w:t>
-      </w:r>
-    </w:p>
-    <w:p>
-      <w:r>
-        <w:t>________________________________________________________________</w:t>
-      </w:r>
-    </w:p>
-    <w:p>
-      <w:r>
-        <w:t>________________________________________________________________</w:t>
-      </w:r>
-    </w:p>
-    <w:p>
-      <w:r>
-        <w:t>________________________________________________________________</w:t>
-      </w:r>
-    </w:p>
-    <w:p>
-      <w:r>
-        <w:t>________________________________________________________________</w:t>
-      </w:r>
-    </w:p>
-    <w:p>
-      <w:pPr>
-        <w:pStyle w:val="Heading1"/>
-      </w:pPr>
-      <w:r>
-        <w:t>08. W4 Apply a new case independently</w:t>
-      </w:r>
-    </w:p>
-    <w:p>
-      <w:r>
-        <w:t>Attempt before feedback. If this repeats the selected independent case, reuse that first attempt; otherwise keep a separate record. Apply a new case independently. Apply the supplied Monitoring quality drift facts and keep your reasoning.</w:t>
-      </w:r>
-    </w:p>
-    <w:p>
-      <w:pPr>
-        <w:spacing w:line="336" w:lineRule="auto" w:after="180"/>
-      </w:pPr>
-      <w:r>
-        <w:rPr>
-          <w:b w:val="0"/>
-        </w:rPr>
-        <w:t xml:space="preserve">Window A passes 8/10; B passes 12/20. Threshold </w:t>
-      </w:r>
-      <w:r>
-        <w:rPr>
-          <w:b/>
-        </w:rPr>
-        <w:t>70%</w:t>
-      </w:r>
-      <w:r>
-        <w:rPr>
-          <w:b w:val="0"/>
-        </w:rPr>
-        <w:t>. Compare.</w:t>
-      </w:r>
-    </w:p>
-    <w:p>
-      <w:pPr>
-        <w:pStyle w:val="Heading3"/>
-      </w:pPr>
-      <w:r>
-        <w:t>My reasoning and evidence</w:t>
-      </w:r>
-    </w:p>
-    <w:p>
-      <w:r>
-        <w:t>________________________________________________________________</w:t>
-      </w:r>
-    </w:p>
-    <w:p>
-      <w:r>
-        <w:t>________________________________________________________________</w:t>
-      </w:r>
-    </w:p>
-    <w:p>
-      <w:r>
-        <w:t>________________________________________________________________</w:t>
-      </w:r>
-    </w:p>
-    <w:p>
-      <w:r>
-        <w:t>________________________________________________________________</w:t>
-      </w:r>
-    </w:p>
-    <w:p>
-      <w:r>
-        <w:t>________________________________________________________________</w:t>
-      </w:r>
-    </w:p>
-    <w:p>
-      <w:r>
-        <w:t>________________________________________________________________</w:t>
-      </w:r>
-    </w:p>
-    <w:p>
-      <w:r>
-        <w:t>________________________________________________________________</w:t>
-      </w:r>
-    </w:p>
-    <w:p>
-      <w:r>
-        <w:t>________________________________________________________________</w:t>
-      </w:r>
-    </w:p>
-    <w:p>
-      <w:pPr>
-        <w:pStyle w:val="Heading1"/>
-      </w:pPr>
-      <w:r>
-        <w:t>09. W5 Design a revealing follow-up</w:t>
-      </w:r>
-    </w:p>
-    <w:p>
-      <w:r>
-        <w:t>Design a revealing follow-up. Apply the supplied Monitoring quality drift facts and keep your reasoning.</w:t>
-      </w:r>
-    </w:p>
-    <w:p>
-      <w:pPr>
-        <w:spacing w:line="336" w:lineRule="auto" w:after="180"/>
-      </w:pPr>
-      <w:r>
-        <w:rPr>
-          <w:b w:val="0"/>
-        </w:rPr>
-        <w:t>For the worked scenario, propose one additional case that could reveal a failure, describe its expected outcome before running it, and explain what would need to remain fixed for a fair comparison.</w:t>
-      </w:r>
-    </w:p>
-    <w:p>
-      <w:pPr>
-        <w:spacing w:line="336" w:lineRule="auto" w:after="180"/>
-      </w:pPr>
-      <w:r>
-        <w:rPr>
-          <w:b w:val="0"/>
-        </w:rPr>
-        <w:t>Do not reuse W4 as a new final test after receiving feedback.</w:t>
-      </w:r>
-    </w:p>
-    <w:p>
-      <w:pPr>
-        <w:pStyle w:val="Heading3"/>
-      </w:pPr>
-      <w:r>
-        <w:t>My reasoning and evidence</w:t>
-      </w:r>
-    </w:p>
-    <w:p>
-      <w:r>
-        <w:t>________________________________________________________________</w:t>
-      </w:r>
-    </w:p>
-    <w:p>
-      <w:r>
-        <w:t>________________________________________________________________</w:t>
-      </w:r>
-    </w:p>
-    <w:p>
-      <w:r>
-        <w:t>________________________________________________________________</w:t>
-      </w:r>
-    </w:p>
-    <w:p>
-      <w:r>
-        <w:t>________________________________________________________________</w:t>
-      </w:r>
-    </w:p>
-    <w:p>
-      <w:r>
-        <w:t>________________________________________________________________</w:t>
-      </w:r>
-    </w:p>
-    <w:p>
-      <w:r>
-        <w:t>________________________________________________________________</w:t>
-      </w:r>
-    </w:p>
-    <w:p>
-      <w:r>
-        <w:t>________________________________________________________________</w:t>
-      </w:r>
-    </w:p>
-    <w:p>
-      <w:pPr>
-        <w:pStyle w:val="Heading1"/>
-      </w:pPr>
-      <w:r>
-        <w:t>10. Project checkpoint and reflection</w:t>
-      </w:r>
-    </w:p>
-    <w:p>
-      <w:r>
-        <w:t>Connect Monitoring quality drift to Grounded Learning Service, identify a limit and choose the next useful test.</w:t>
-      </w:r>
-    </w:p>
-    <w:p>
-      <w:pPr>
-        <w:spacing w:line="336" w:lineRule="auto" w:after="180"/>
-      </w:pPr>
-      <w:r>
-        <w:rPr>
-          <w:b w:val="0"/>
-        </w:rPr>
-        <w:t xml:space="preserve">Add a labelled monitoring quality </w:t>
-      </w:r>
-      <w:r>
-        <w:rPr>
-          <w:b/>
-        </w:rPr>
-        <w:t>drift</w:t>
-      </w:r>
-      <w:r>
-        <w:rPr>
-          <w:b w:val="0"/>
-        </w:rPr>
-        <w:t xml:space="preserve"> </w:t>
-      </w:r>
-      <w:r>
-        <w:rPr>
-          <w:b/>
-        </w:rPr>
-        <w:t>evidence</w:t>
-      </w:r>
-      <w:r>
-        <w:rPr>
-          <w:b w:val="0"/>
-        </w:rPr>
-        <w:t xml:space="preserve"> sheet to Grounded Learning Service. Show how you can explain the </w:t>
-      </w:r>
-      <w:r>
-        <w:rPr>
-          <w:b/>
-        </w:rPr>
-        <w:t>mechanism</w:t>
-      </w:r>
-      <w:r>
-        <w:rPr>
-          <w:b w:val="0"/>
-        </w:rPr>
-        <w:t xml:space="preserve"> and terminology of monitoring quality </w:t>
-      </w:r>
-      <w:r>
-        <w:rPr>
-          <w:b/>
-        </w:rPr>
-        <w:t>drift</w:t>
-      </w:r>
-      <w:r>
-        <w:rPr>
-          <w:b w:val="0"/>
-        </w:rPr>
-        <w:t>.</w:t>
-      </w:r>
-    </w:p>
-    <w:p>
-      <w:pPr>
-        <w:spacing w:line="336" w:lineRule="auto" w:after="180"/>
-      </w:pPr>
-      <w:r>
-        <w:rPr>
-          <w:b w:val="0"/>
-        </w:rPr>
-        <w:t xml:space="preserve">Use the supplied fictional case and keep its </w:t>
-      </w:r>
-      <w:r>
-        <w:rPr>
-          <w:b/>
-        </w:rPr>
-        <w:t>input</w:t>
-      </w:r>
-      <w:r>
-        <w:rPr>
-          <w:b w:val="0"/>
-        </w:rPr>
-        <w:t xml:space="preserve">s, intermediate steps, calculation or </w:t>
-      </w:r>
-      <w:r>
-        <w:rPr>
-          <w:b/>
-        </w:rPr>
-        <w:t>prediction</w:t>
-      </w:r>
-      <w:r>
-        <w:rPr>
-          <w:b w:val="0"/>
-        </w:rPr>
-        <w:t>, and limitation. Connect this record to last week’s record; a matching answer without a trace is insufficient.</w:t>
-      </w:r>
-    </w:p>
-    <w:p>
-      <w:pPr>
-        <w:pStyle w:val="Heading3"/>
-      </w:pPr>
-      <w:r>
-        <w:t>My project change, supporting evidence and remaining limit</w:t>
-      </w:r>
-    </w:p>
-    <w:p>
-      <w:r>
-        <w:t>________________________________________________________________</w:t>
-      </w:r>
-    </w:p>
-    <w:p>
-      <w:r>
-        <w:t>________________________________________________________________</w:t>
-      </w:r>
-    </w:p>
-    <w:p>
-      <w:r>
-        <w:t>________________________________________________________________</w:t>
-      </w:r>
-    </w:p>
-    <w:p>
-      <w:r>
-        <w:t>________________________________________________________________</w:t>
-      </w:r>
-    </w:p>
-    <w:p>
-      <w:r>
-        <w:t>________________________________________________________________</w:t>
-      </w:r>
-    </w:p>
-    <w:p>
-      <w:r>
-        <w:t>________________________________________________________________</w:t>
-      </w:r>
-    </w:p>
-    <w:p>
-      <w:pPr>
-        <w:pStyle w:val="Heading1"/>
-      </w:pPr>
-      <w:r>
-        <w:t>11. Feedback, return check and learning record</w:t>
-      </w:r>
-    </w:p>
-    <w:p>
-      <w:r>
-        <w:t>Record the first repaired step and a different case to revisit after a delay.</w:t>
+        <w:t>11. Feedback · Repair and return</w:t>
+      </w:r>
+    </w:p>
+    <w:p>
+      <w:r>
+        <w:t>Keep this task’s inputs,rule and response together.</w:t>
+      </w:r>
+    </w:p>
+    <w:p>
+      <w:pPr>
+        <w:pStyle w:val="Heading2"/>
+      </w:pPr>
+      <w:r>
+        <w:t>Complete task and evidence</w:t>
       </w:r>
     </w:p>
     <w:tbl>
@@ -1233,12 +840,9 @@
     </w:tbl>
     <w:p>
       <w:pPr>
-        <w:spacing w:line="336" w:lineRule="auto" w:after="180"/>
-      </w:pPr>
-      <w:r>
-        <w:rPr>
-          <w:b w:val="0"/>
-        </w:rPr>
+        <w:pStyle w:val="ListBullet"/>
+      </w:pPr>
+      <w:r>
         <w:t>Revisit this idea with your teacher after a delay. Familiarity is different from explaining and using it on a changed case.</w:t>
       </w:r>
     </w:p>
@@ -1247,33 +851,321 @@
         <w:pStyle w:val="Heading1"/>
       </w:pPr>
       <w:r>
-        <w:t>12. Pictorial case practice: Monitoring quality drift</w:t>
-      </w:r>
-    </w:p>
-    <w:p>
-      <w:r>
-        <w:t>Monitor separate question slices. A service uses the same rubric on clear and ambiguous questions in two recorded weeks. Explain the labelled step before checking the changed condition.</w:t>
-      </w:r>
-    </w:p>
-    <w:p>
-      <w:pPr>
-        <w:spacing w:line="336" w:lineRule="auto" w:after="180"/>
-      </w:pPr>
-      <w:r>
-        <w:rPr>
-          <w:b w:val="0"/>
-        </w:rPr>
+        <w:t>Reference bank and extra practice</w:t>
+      </w:r>
+    </w:p>
+    <w:p>
+      <w:pPr>
+        <w:pStyle w:val="Heading1"/>
+      </w:pPr>
+      <w:r>
+        <w:t>02. Reference · Supported W2 record</w:t>
+      </w:r>
+    </w:p>
+    <w:p>
+      <w:r>
+        <w:t>Keep this task’s inputs,rule and response together.</w:t>
+      </w:r>
+    </w:p>
+    <w:p>
+      <w:pPr>
+        <w:pStyle w:val="Heading2"/>
+      </w:pPr>
+      <w:r>
+        <w:t>Complete task and evidence</w:t>
+      </w:r>
+    </w:p>
+    <w:p>
+      <w:pPr>
+        <w:pStyle w:val="ListBullet"/>
+      </w:pPr>
+      <w:r>
+        <w:t>Use W2: Trace the worked case for Monitoring quality drift. Record the answer once; the lesson and workbook refer to the same attempt.</w:t>
+      </w:r>
+    </w:p>
+    <w:tbl>
+      <w:tblPr>
+        <w:tblStyle w:val="LightShading-Accent1"/>
+        <w:tblW w:type="auto" w:w="0"/>
+        <w:tblLook w:firstColumn="1" w:firstRow="1" w:lastColumn="0" w:lastRow="0" w:noHBand="0" w:noVBand="1" w:val="04A0"/>
+      </w:tblPr>
+      <w:tblGrid>
+        <w:gridCol w:w="2556"/>
+        <w:gridCol w:w="2556"/>
+        <w:gridCol w:w="2556"/>
+        <w:gridCol w:w="2556"/>
+      </w:tblGrid>
+      <w:tr>
+        <w:trPr>
+          <w:tblHeader/>
+        </w:trPr>
+        <w:tc>
+          <w:tcPr>
+            <w:tcW w:type="dxa" w:w="2556"/>
+          </w:tcPr>
+          <w:p>
+            <w:r>
+              <w:t>Given inputs</w:t>
+            </w:r>
+          </w:p>
+        </w:tc>
+        <w:tc>
+          <w:tcPr>
+            <w:tcW w:type="dxa" w:w="2556"/>
+          </w:tcPr>
+          <w:p>
+            <w:r>
+              <w:t>Procedure I chose</w:t>
+            </w:r>
+          </w:p>
+        </w:tc>
+        <w:tc>
+          <w:tcPr>
+            <w:tcW w:type="dxa" w:w="2556"/>
+          </w:tcPr>
+          <w:p>
+            <w:r>
+              <w:t>Middle steps</w:t>
+            </w:r>
+          </w:p>
+        </w:tc>
+        <w:tc>
+          <w:tcPr>
+            <w:tcW w:type="dxa" w:w="2556"/>
+          </w:tcPr>
+          <w:p>
+            <w:r>
+              <w:t>Result and check</w:t>
+            </w:r>
+          </w:p>
+        </w:tc>
+      </w:tr>
+      <w:tr>
+        <w:tc>
+          <w:tcPr>
+            <w:tcW w:type="dxa" w:w="2556"/>
+          </w:tcPr>
+          <w:p>
+            <w:r/>
+          </w:p>
+        </w:tc>
+        <w:tc>
+          <w:tcPr>
+            <w:tcW w:type="dxa" w:w="2556"/>
+          </w:tcPr>
+          <w:p>
+            <w:r/>
+          </w:p>
+        </w:tc>
+        <w:tc>
+          <w:tcPr>
+            <w:tcW w:type="dxa" w:w="2556"/>
+          </w:tcPr>
+          <w:p>
+            <w:r/>
+          </w:p>
+        </w:tc>
+        <w:tc>
+          <w:tcPr>
+            <w:tcW w:type="dxa" w:w="2556"/>
+          </w:tcPr>
+          <w:p>
+            <w:r/>
+          </w:p>
+        </w:tc>
+      </w:tr>
+    </w:tbl>
+    <w:p>
+      <w:pPr>
+        <w:pStyle w:val="Heading3"/>
+      </w:pPr>
+      <w:r>
+        <w:t>The step I completed without help, and the hint I needed</w:t>
+      </w:r>
+    </w:p>
+    <w:p>
+      <w:r>
+        <w:t>________________________________________________________________</w:t>
+      </w:r>
+    </w:p>
+    <w:p>
+      <w:r>
+        <w:t>________________________________________________________________</w:t>
+      </w:r>
+    </w:p>
+    <w:p>
+      <w:r>
+        <w:t>________________________________________________________________</w:t>
+      </w:r>
+    </w:p>
+    <w:p>
+      <w:pPr>
+        <w:pStyle w:val="Heading1"/>
+      </w:pPr>
+      <w:r>
+        <w:t>03. Extra practice · Individual reasoning check</w:t>
+      </w:r>
+    </w:p>
+    <w:p>
+      <w:r>
+        <w:t>Keep this task’s inputs,rule and response together.</w:t>
+      </w:r>
+    </w:p>
+    <w:p>
+      <w:pPr>
+        <w:pStyle w:val="Heading2"/>
+      </w:pPr>
+      <w:r>
+        <w:t>Complete task and evidence</w:t>
+      </w:r>
+    </w:p>
+    <w:p>
+      <w:pPr>
+        <w:pStyle w:val="ListBullet"/>
+      </w:pPr>
+      <w:r>
+        <w:t>Use the worked case for Monitoring quality drift. Proposed explanation: “The worked result establishes every future case”. Decide whether this explanation is supported. Point to the step or supplied fact that decides; explain your repair if needed.</w:t>
+      </w:r>
+    </w:p>
+    <w:p>
+      <w:pPr>
+        <w:pStyle w:val="Heading3"/>
+      </w:pPr>
+      <w:r>
+        <w:t>My explanation before partner discussion</w:t>
+      </w:r>
+    </w:p>
+    <w:p>
+      <w:r>
+        <w:t>________________________________________________________________</w:t>
+      </w:r>
+    </w:p>
+    <w:p>
+      <w:r>
+        <w:t>________________________________________________________________</w:t>
+      </w:r>
+    </w:p>
+    <w:p>
+      <w:r>
+        <w:t>________________________________________________________________</w:t>
+      </w:r>
+    </w:p>
+    <w:p>
+      <w:r>
+        <w:t>________________________________________________________________</w:t>
+      </w:r>
+    </w:p>
+    <w:p>
+      <w:pPr>
+        <w:pStyle w:val="Heading1"/>
+      </w:pPr>
+      <w:r>
+        <w:t>08. Reference · Earlier W4 response copy</w:t>
+      </w:r>
+    </w:p>
+    <w:p>
+      <w:r>
+        <w:t>Keep this task’s inputs,rule and response together.</w:t>
+      </w:r>
+    </w:p>
+    <w:p>
+      <w:pPr>
+        <w:pStyle w:val="Heading2"/>
+      </w:pPr>
+      <w:r>
+        <w:t>Complete task and evidence</w:t>
+      </w:r>
+    </w:p>
+    <w:p>
+      <w:pPr>
+        <w:pStyle w:val="ListBullet"/>
+      </w:pPr>
+      <w:r>
+        <w:t>Window A passes 8/10; B passes 12/20. Threshold 70%. Compare.</w:t>
+      </w:r>
+    </w:p>
+    <w:p>
+      <w:pPr>
+        <w:pStyle w:val="Heading3"/>
+      </w:pPr>
+      <w:r>
+        <w:t>My reasoning and evidence</w:t>
+      </w:r>
+    </w:p>
+    <w:p>
+      <w:r>
+        <w:t>________________________________________________________________</w:t>
+      </w:r>
+    </w:p>
+    <w:p>
+      <w:r>
+        <w:t>________________________________________________________________</w:t>
+      </w:r>
+    </w:p>
+    <w:p>
+      <w:r>
+        <w:t>________________________________________________________________</w:t>
+      </w:r>
+    </w:p>
+    <w:p>
+      <w:r>
+        <w:t>________________________________________________________________</w:t>
+      </w:r>
+    </w:p>
+    <w:p>
+      <w:r>
+        <w:t>________________________________________________________________</w:t>
+      </w:r>
+    </w:p>
+    <w:p>
+      <w:r>
+        <w:t>________________________________________________________________</w:t>
+      </w:r>
+    </w:p>
+    <w:p>
+      <w:r>
+        <w:t>________________________________________________________________</w:t>
+      </w:r>
+    </w:p>
+    <w:p>
+      <w:r>
+        <w:t>________________________________________________________________</w:t>
+      </w:r>
+    </w:p>
+    <w:p>
+      <w:pPr>
+        <w:pStyle w:val="Heading1"/>
+      </w:pPr>
+      <w:r>
+        <w:t>12. Extra practice · Pictured case</w:t>
+      </w:r>
+    </w:p>
+    <w:p>
+      <w:r>
+        <w:t>Keep this task’s inputs,rule and response together.</w:t>
+      </w:r>
+    </w:p>
+    <w:p>
+      <w:pPr>
+        <w:pStyle w:val="Heading2"/>
+      </w:pPr>
+      <w:r>
+        <w:t>Complete task and evidence</w:t>
+      </w:r>
+    </w:p>
+    <w:p>
+      <w:pPr>
+        <w:pStyle w:val="ListBullet"/>
+      </w:pPr>
+      <w:r>
         <w:t>Monitor separate question slices. A service uses the same rubric on clear and ambiguous questions in two recorded weeks.</w:t>
       </w:r>
     </w:p>
     <w:p>
       <w:pPr>
-        <w:spacing w:line="336" w:lineRule="auto" w:after="180"/>
-      </w:pPr>
-      <w:r>
-        <w:rPr>
-          <w:b w:val="0"/>
-        </w:rPr>
+        <w:pStyle w:val="ListBullet"/>
+      </w:pPr>
+      <w:r>
         <w:t>A: clear 18/20, ambiguous 8/10. B: clear 19/20, ambiguous 4/10.</w:t>
       </w:r>
     </w:p>
@@ -1351,13 +1243,9 @@
     </w:p>
     <w:p>
       <w:pPr>
-        <w:spacing w:line="336" w:lineRule="auto" w:after="180"/>
-        <w:shd w:fill="F5F1FB"/>
-      </w:pPr>
-      <w:r>
-        <w:rPr>
-          <w:b w:val="0"/>
-        </w:rPr>
+        <w:pStyle w:val="ListBullet"/>
+      </w:pPr>
+      <w:r>
         <w:t>Compute both clear and ambiguous slice rates for A and B. Which slice weakens, and how should that slice be reported when no ambiguous questions are observed?</w:t>
       </w:r>
     </w:p>
@@ -1401,57 +1289,18 @@
     </w:p>
     <w:p>
       <w:pPr>
-        <w:pStyle w:val="Heading3"/>
-      </w:pPr>
-      <w:r>
-        <w:t>Record the help used</w:t>
-      </w:r>
-    </w:p>
-    <w:p>
-      <w:pPr>
-        <w:spacing w:line="336" w:lineRule="auto" w:after="180"/>
-        <w:shd w:fill="F1F6F8"/>
-      </w:pPr>
-      <w:r>
-        <w:rPr>
-          <w:b w:val="0"/>
-        </w:rPr>
-        <w:t xml:space="preserve">Support used: alone / hint / worked example. This record is practice </w:t>
-      </w:r>
-      <w:r>
-        <w:rPr>
-          <w:b/>
-        </w:rPr>
-        <w:t>evidence</w:t>
-      </w:r>
-      <w:r>
-        <w:rPr>
-          <w:b w:val="0"/>
-        </w:rPr>
-        <w:t>.</w:t>
-      </w:r>
-    </w:p>
-    <w:p>
-      <w:pPr>
-        <w:spacing w:line="336" w:lineRule="auto" w:after="180"/>
-      </w:pPr>
-      <w:r>
-        <w:rPr>
-          <w:b w:val="0"/>
-        </w:rPr>
-        <w:t xml:space="preserve">Project connection: For the Grounded Learning Service, retain an annotated trace and the changed-case result. Name the contract or </w:t>
-      </w:r>
-      <w:r>
-        <w:rPr>
-          <w:b/>
-        </w:rPr>
-        <w:t>evidence</w:t>
-      </w:r>
-      <w:r>
-        <w:rPr>
-          <w:b w:val="0"/>
-        </w:rPr>
-        <w:t xml:space="preserve"> that makes the deciding step valid, so another team can review it.</w:t>
+        <w:pStyle w:val="ListBullet"/>
+      </w:pPr>
+      <w:r>
+        <w:t>Support used: alone / hint / worked example. This record is practice evidence.</w:t>
+      </w:r>
+    </w:p>
+    <w:p>
+      <w:pPr>
+        <w:pStyle w:val="ListBullet"/>
+      </w:pPr>
+      <w:r>
+        <w:t>Project connection: For the Grounded Learning Service, retain an annotated trace and the changed-case result. Name the contract or evidence that makes the deciding step valid, so another team can review it.</w:t>
       </w:r>
     </w:p>
     <w:p>
@@ -1459,69 +1308,44 @@
         <w:pStyle w:val="Heading1"/>
       </w:pPr>
       <w:r>
-        <w:t>13. Project portfolio milestone</w:t>
-      </w:r>
-    </w:p>
-    <w:p>
-      <w:r>
-        <w:t>Keep this week’s input, deciding step, result and limit together in the Grounded Learning Service record.</w:t>
-      </w:r>
-    </w:p>
-    <w:p>
-      <w:pPr>
-        <w:spacing w:line="336" w:lineRule="auto" w:after="180"/>
-      </w:pPr>
-      <w:r>
-        <w:rPr>
-          <w:b w:val="0"/>
-        </w:rPr>
+        <w:t>13. Reference · Project milestone</w:t>
+      </w:r>
+    </w:p>
+    <w:p>
+      <w:r>
+        <w:t>Keep this task’s inputs,rule and response together.</w:t>
+      </w:r>
+    </w:p>
+    <w:p>
+      <w:pPr>
+        <w:pStyle w:val="Heading2"/>
+      </w:pPr>
+      <w:r>
+        <w:t>Complete task and evidence</w:t>
+      </w:r>
+    </w:p>
+    <w:p>
+      <w:pPr>
+        <w:pStyle w:val="ListBullet"/>
+      </w:pPr>
+      <w:r>
         <w:t>Project: Grounded Learning Service</w:t>
       </w:r>
     </w:p>
     <w:p>
       <w:pPr>
-        <w:spacing w:line="336" w:lineRule="auto" w:after="180"/>
-      </w:pPr>
-      <w:r>
-        <w:rPr>
-          <w:b w:val="0"/>
-        </w:rPr>
-        <w:t xml:space="preserve">Current milestone: Prepare the demonstration. Gather reproducible instructions, </w:t>
-      </w:r>
-      <w:r>
-        <w:rPr>
-          <w:b/>
-        </w:rPr>
-        <w:t>evidence</w:t>
-      </w:r>
-      <w:r>
-        <w:rPr>
-          <w:b w:val="0"/>
-        </w:rPr>
-        <w:t>, access checks and remaining limitations.</w:t>
-      </w:r>
-    </w:p>
-    <w:p>
-      <w:pPr>
-        <w:spacing w:line="336" w:lineRule="auto" w:after="180"/>
-      </w:pPr>
-      <w:r>
-        <w:rPr>
-          <w:b w:val="0"/>
-        </w:rPr>
-        <w:t xml:space="preserve">For the Grounded Learning Service, retain an annotated trace and the changed-case result. Name the contract or </w:t>
-      </w:r>
-      <w:r>
-        <w:rPr>
-          <w:b/>
-        </w:rPr>
-        <w:t>evidence</w:t>
-      </w:r>
-      <w:r>
-        <w:rPr>
-          <w:b w:val="0"/>
-        </w:rPr>
-        <w:t xml:space="preserve"> that makes the deciding step valid, so another team can review it.</w:t>
+        <w:pStyle w:val="ListBullet"/>
+      </w:pPr>
+      <w:r>
+        <w:t>Current milestone: Prepare the demonstration. Gather reproducible instructions, evidence, access checks and remaining limitations.</w:t>
+      </w:r>
+    </w:p>
+    <w:p>
+      <w:pPr>
+        <w:pStyle w:val="ListBullet"/>
+      </w:pPr>
+      <w:r>
+        <w:t>For the Grounded Learning Service, retain an annotated trace and the changed-case result. Name the contract or evidence that makes the deciding step valid, so another team can review it.</w:t>
       </w:r>
     </w:p>
     <w:tbl>
@@ -1678,12 +1502,456 @@
         <w:pStyle w:val="Heading1"/>
       </w:pPr>
       <w:r>
-        <w:t>14. Supported practice and learning evidence</w:t>
-      </w:r>
-    </w:p>
-    <w:p>
-      <w:r>
-        <w:t>Try the supported questions before comparing with hints and feedback. Record what you repaired and the evidence you retained.</w:t>
+        <w:t>14. Extra practice · Predict,check and repair</w:t>
+      </w:r>
+    </w:p>
+    <w:p>
+      <w:r>
+        <w:t>Keep supported feedback separate from the independent case.</w:t>
+      </w:r>
+    </w:p>
+    <w:p>
+      <w:pPr>
+        <w:pStyle w:val="Heading2"/>
+      </w:pPr>
+      <w:r>
+        <w:t>First supported question and optional hint</w:t>
+      </w:r>
+    </w:p>
+    <w:p>
+      <w:pPr>
+        <w:pStyle w:val="ListBullet"/>
+      </w:pPr>
+      <w:r>
+        <w:t>Monitor separate question slices. A service uses the same rubric on clear and ambiguous questions in two recorded weeks.</w:t>
+      </w:r>
+    </w:p>
+    <w:p>
+      <w:pPr>
+        <w:pStyle w:val="Heading3"/>
+      </w:pPr>
+      <w:r>
+        <w:t>Practice 1: explain the deciding evidence</w:t>
+      </w:r>
+    </w:p>
+    <w:p>
+      <w:pPr>
+        <w:pStyle w:val="ListBullet"/>
+      </w:pPr>
+      <w:r>
+        <w:t>Which labelled step matches this detail? Inspect that slice’s failures before selecting a repair.</w:t>
+      </w:r>
+    </w:p>
+    <w:p>
+      <w:pPr>
+        <w:pStyle w:val="ListBullet"/>
+      </w:pPr>
+      <w:r>
+        <w:t>1. Compute totals</w:t>
+      </w:r>
+    </w:p>
+    <w:p>
+      <w:pPr>
+        <w:pStyle w:val="ListBullet"/>
+      </w:pPr>
+      <w:r>
+        <w:t>2. Investigate ambiguity</w:t>
+      </w:r>
+    </w:p>
+    <w:p>
+      <w:pPr>
+        <w:pStyle w:val="ListBullet"/>
+      </w:pPr>
+      <w:r>
+        <w:t>3. Compute slice rates</w:t>
+      </w:r>
+    </w:p>
+    <w:p>
+      <w:pPr>
+        <w:pStyle w:val="Heading3"/>
+      </w:pPr>
+      <w:r>
+        <w:t>My selected conclusion, deciding fact and explanation</w:t>
+      </w:r>
+    </w:p>
+    <w:p>
+      <w:r>
+        <w:t>________________________________________________________________</w:t>
+      </w:r>
+    </w:p>
+    <w:p>
+      <w:r>
+        <w:t>________________________________________________________________</w:t>
+      </w:r>
+    </w:p>
+    <w:p>
+      <w:r>
+        <w:t>________________________________________________________________</w:t>
+      </w:r>
+    </w:p>
+    <w:p>
+      <w:r>
+        <w:t>________________________________________________________________</w:t>
+      </w:r>
+    </w:p>
+    <w:p>
+      <w:r>
+        <w:t>________________________________________________________________</w:t>
+      </w:r>
+    </w:p>
+    <w:p>
+      <w:pPr>
+        <w:pStyle w:val="ListBullet"/>
+      </w:pPr>
+      <w:r>
+        <w:t>Hint if needed: Read the steps in the pictorial case. Match the supplied detail to the stage that performs or records it.</w:t>
+      </w:r>
+    </w:p>
+    <w:p>
+      <w:pPr>
+        <w:pStyle w:val="Heading2"/>
+      </w:pPr>
+      <w:r>
+        <w:t>Check after the first attempt · reference / check after trying</w:t>
+      </w:r>
+    </w:p>
+    <w:p>
+      <w:pPr>
+        <w:spacing w:line="336" w:lineRule="auto" w:after="180"/>
+      </w:pPr>
+      <w:r>
+        <w:rPr>
+          <w:b w:val="0"/>
+        </w:rPr>
+        <w:t>After your attempt, compare with the supported explanation: Investigate ambiguity Inspect that slice’s failures before selecting a repair. Slice monitoring exposes changes hidden by common easy questions.</w:t>
+      </w:r>
+    </w:p>
+    <w:p>
+      <w:pPr>
+        <w:spacing w:line="336" w:lineRule="auto" w:after="180"/>
+      </w:pPr>
+      <w:r>
+        <w:rPr>
+          <w:b w:val="0"/>
+        </w:rPr>
+        <w:t>Retain each denominator and compare the measurement conditions.</w:t>
+      </w:r>
+    </w:p>
+    <w:p>
+      <w:pPr>
+        <w:pStyle w:val="Heading2"/>
+      </w:pPr>
+      <w:r>
+        <w:t>Changed-case question and optional hint</w:t>
+      </w:r>
+    </w:p>
+    <w:p>
+      <w:pPr>
+        <w:pStyle w:val="Heading3"/>
+      </w:pPr>
+      <w:r>
+        <w:t>Practice 2: explain the deciding evidence</w:t>
+      </w:r>
+    </w:p>
+    <w:p>
+      <w:pPr>
+        <w:pStyle w:val="ListBullet"/>
+      </w:pPr>
+      <w:r>
+        <w:t>Changed-case practice: Week B has no ambiguous questions. Which conclusion is supported by the supplied facts?</w:t>
+      </w:r>
+    </w:p>
+    <w:p>
+      <w:pPr>
+        <w:pStyle w:val="ListBullet"/>
+      </w:pPr>
+      <w:r>
+        <w:t>1. That slice is unmeasured, not perfectly correct.</w:t>
+      </w:r>
+    </w:p>
+    <w:p>
+      <w:pPr>
+        <w:pStyle w:val="ListBullet"/>
+      </w:pPr>
+      <w:r>
+        <w:t>2. We can decide the result without examining the changed input or the procedure.</w:t>
+      </w:r>
+    </w:p>
+    <w:p>
+      <w:pPr>
+        <w:pStyle w:val="ListBullet"/>
+      </w:pPr>
+      <w:r>
+        <w:t>3. This one example guarantees correct results for every future input.</w:t>
+      </w:r>
+    </w:p>
+    <w:p>
+      <w:pPr>
+        <w:pStyle w:val="Heading3"/>
+      </w:pPr>
+      <w:r>
+        <w:t>My selected conclusion, deciding fact and explanation</w:t>
+      </w:r>
+    </w:p>
+    <w:p>
+      <w:r>
+        <w:t>________________________________________________________________</w:t>
+      </w:r>
+    </w:p>
+    <w:p>
+      <w:r>
+        <w:t>________________________________________________________________</w:t>
+      </w:r>
+    </w:p>
+    <w:p>
+      <w:r>
+        <w:t>________________________________________________________________</w:t>
+      </w:r>
+    </w:p>
+    <w:p>
+      <w:r>
+        <w:t>________________________________________________________________</w:t>
+      </w:r>
+    </w:p>
+    <w:p>
+      <w:r>
+        <w:t>________________________________________________________________</w:t>
+      </w:r>
+    </w:p>
+    <w:p>
+      <w:pPr>
+        <w:pStyle w:val="ListBullet"/>
+      </w:pPr>
+      <w:r>
+        <w:t>Hint if needed: Use the changed condition and the deciding step in the pictorial trace. The answer must say what follows from those facts.</w:t>
+      </w:r>
+    </w:p>
+    <w:p>
+      <w:pPr>
+        <w:pStyle w:val="Heading2"/>
+      </w:pPr>
+      <w:r>
+        <w:t>Check after the changed attempt · reference / check after trying</w:t>
+      </w:r>
+    </w:p>
+    <w:p>
+      <w:pPr>
+        <w:spacing w:line="336" w:lineRule="auto" w:after="180"/>
+      </w:pPr>
+      <w:r>
+        <w:rPr>
+          <w:b w:val="0"/>
+        </w:rPr>
+        <w:t xml:space="preserve">After your attempt, compare with the supported explanation: That slice is unmeasured, not perfectly correct. No </w:t>
+      </w:r>
+      <w:r>
+        <w:rPr>
+          <w:b/>
+        </w:rPr>
+        <w:t>observation</w:t>
+      </w:r>
+      <w:r>
+        <w:rPr>
+          <w:b w:val="0"/>
+        </w:rPr>
+        <w:t>s means no rate can be calculated for it.</w:t>
+      </w:r>
+    </w:p>
+    <w:p>
+      <w:pPr>
+        <w:pStyle w:val="Heading2"/>
+      </w:pPr>
+      <w:r>
+        <w:t>Repair and retain the record</w:t>
+      </w:r>
+    </w:p>
+    <w:p>
+      <w:pPr>
+        <w:spacing w:line="336" w:lineRule="auto" w:after="180"/>
+      </w:pPr>
+      <w:r>
+        <w:rPr>
+          <w:b w:val="0"/>
+        </w:rPr>
+        <w:t xml:space="preserve">Review Release and rollback (ai-6/24). Goal: Explain the </w:t>
+      </w:r>
+      <w:r>
+        <w:rPr>
+          <w:b/>
+        </w:rPr>
+        <w:t>mechanism</w:t>
+      </w:r>
+      <w:r>
+        <w:rPr>
+          <w:b w:val="0"/>
+        </w:rPr>
+        <w:t xml:space="preserve"> and terminology of release and rollback. Short practice: Compute A’s and B’s correctness percentages.</w:t>
+      </w:r>
+    </w:p>
+    <w:p>
+      <w:pPr>
+        <w:spacing w:line="336" w:lineRule="auto" w:after="180"/>
+      </w:pPr>
+      <w:r>
+        <w:rPr>
+          <w:b w:val="0"/>
+        </w:rPr>
+        <w:t>Why is B still blocked, and does passing a fresh privacy check automatically satisfy every release gate?. Return to this week and explain what you changed.</w:t>
+      </w:r>
+    </w:p>
+    <w:p>
+      <w:pPr>
+        <w:spacing w:line="336" w:lineRule="auto" w:after="180"/>
+      </w:pPr>
+      <w:r>
+        <w:rPr>
+          <w:b w:val="0"/>
+        </w:rPr>
+        <w:t xml:space="preserve">Review Queues and asynchronous work (ai-6/22). Goal: Explain the </w:t>
+      </w:r>
+      <w:r>
+        <w:rPr>
+          <w:b/>
+        </w:rPr>
+        <w:t>mechanism</w:t>
+      </w:r>
+      <w:r>
+        <w:rPr>
+          <w:b w:val="0"/>
+        </w:rPr>
+        <w:t xml:space="preserve"> and terminology of queues and asynchronous work. Short practice: Explain what the queued J12 submission response proves and what it does not.</w:t>
+      </w:r>
+    </w:p>
+    <w:p>
+      <w:pPr>
+        <w:spacing w:line="336" w:lineRule="auto" w:after="180"/>
+      </w:pPr>
+      <w:r>
+        <w:rPr>
+          <w:b w:val="0"/>
+        </w:rPr>
+        <w:t>Which event permits succeeded status, and what status is honest after a worker crash?. Return to this week and explain what you changed.</w:t>
+      </w:r>
+    </w:p>
+    <w:p>
+      <w:pPr>
+        <w:spacing w:line="336" w:lineRule="auto" w:after="180"/>
+      </w:pPr>
+      <w:r>
+        <w:rPr>
+          <w:b w:val="0"/>
+        </w:rPr>
+        <w:t xml:space="preserve">Review Sandboxing and resource limits (ai-6/19). Goal: Explain the </w:t>
+      </w:r>
+      <w:r>
+        <w:rPr>
+          <w:b/>
+        </w:rPr>
+        <w:t>mechanism</w:t>
+      </w:r>
+      <w:r>
+        <w:rPr>
+          <w:b w:val="0"/>
+        </w:rPr>
+        <w:t xml:space="preserve"> and terminology of sandboxing and resource limits. Short practice: Check A against both resource limits and B against network isolation.</w:t>
+      </w:r>
+    </w:p>
+    <w:p>
+      <w:pPr>
+        <w:spacing w:line="336" w:lineRule="auto" w:after="180"/>
+      </w:pPr>
+      <w:r>
+        <w:rPr>
+          <w:b w:val="0"/>
+        </w:rPr>
+        <w:t xml:space="preserve">Why must A stop after three seconds even if its </w:t>
+      </w:r>
+      <w:r>
+        <w:rPr>
+          <w:b/>
+        </w:rPr>
+        <w:t>output</w:t>
+      </w:r>
+      <w:r>
+        <w:rPr>
+          <w:b w:val="0"/>
+        </w:rPr>
+        <w:t xml:space="preserve"> remains only 2 MB?. Return to this week and explain what you changed.</w:t>
+      </w:r>
+    </w:p>
+    <w:p>
+      <w:pPr>
+        <w:spacing w:line="336" w:lineRule="auto" w:after="180"/>
+      </w:pPr>
+      <w:r>
+        <w:rPr>
+          <w:b w:val="0"/>
+        </w:rPr>
+        <w:t xml:space="preserve">Use Download completed work in the hosted lesson to export your answers, reflections, practice feedback and code-run </w:t>
+      </w:r>
+      <w:r>
+        <w:rPr>
+          <w:b/>
+        </w:rPr>
+        <w:t>evidence</w:t>
+      </w:r>
+      <w:r>
+        <w:rPr>
+          <w:b w:val="0"/>
+        </w:rPr>
+        <w:t>. Open the HTML copy to read or print it.</w:t>
+      </w:r>
+    </w:p>
+    <w:p>
+      <w:pPr>
+        <w:spacing w:line="336" w:lineRule="auto" w:after="180"/>
+      </w:pPr>
+      <w:r>
+        <w:rPr>
+          <w:b w:val="0"/>
+        </w:rPr>
+        <w:t>Drafts stay in this browser when storage is available; clear drafts on a shared device.</w:t>
+      </w:r>
+    </w:p>
+    <w:p>
+      <w:pPr>
+        <w:pStyle w:val="Heading3"/>
+      </w:pPr>
+      <w:r>
+        <w:t>What I repaired, the evidence I kept and the next test</w:t>
+      </w:r>
+    </w:p>
+    <w:p>
+      <w:r>
+        <w:t>________________________________________________________________</w:t>
+      </w:r>
+    </w:p>
+    <w:p>
+      <w:r>
+        <w:t>________________________________________________________________</w:t>
+      </w:r>
+    </w:p>
+    <w:p>
+      <w:r>
+        <w:t>________________________________________________________________</w:t>
+      </w:r>
+    </w:p>
+    <w:p>
+      <w:r>
+        <w:t>________________________________________________________________</w:t>
+      </w:r>
+    </w:p>
+    <w:p>
+      <w:r>
+        <w:t>________________________________________________________________</w:t>
+      </w:r>
+    </w:p>
+    <w:p>
+      <w:pPr>
+        <w:pStyle w:val="Heading2"/>
+      </w:pPr>
+      <w:r>
+        <w:t>Earlier wording, alternatives and picture transcripts · reference / check after trying</w:t>
       </w:r>
     </w:p>
     <w:p>
@@ -1699,68 +1967,10 @@
     </w:p>
     <w:p>
       <w:pPr>
-        <w:spacing w:line="336" w:lineRule="auto" w:after="180"/>
-      </w:pPr>
-      <w:r>
-        <w:rPr>
-          <w:b w:val="0"/>
-        </w:rPr>
-        <w:t>Monitor separate question slices. A service uses the same rubric on clear and ambiguous questions in two recorded weeks.</w:t>
-      </w:r>
-    </w:p>
-    <w:p>
-      <w:pPr>
         <w:pStyle w:val="Heading3"/>
       </w:pPr>
       <w:r>
-        <w:t>Practice 1: explain the deciding evidence</w:t>
-      </w:r>
-    </w:p>
-    <w:p>
-      <w:pPr>
-        <w:spacing w:line="336" w:lineRule="auto" w:after="180"/>
-      </w:pPr>
-      <w:r>
-        <w:rPr>
-          <w:b w:val="0"/>
-        </w:rPr>
-        <w:t>Which labelled step matches this detail? Inspect that slice’s failures before selecting a repair.</w:t>
-      </w:r>
-    </w:p>
-    <w:p>
-      <w:pPr>
-        <w:spacing w:line="336" w:lineRule="auto" w:after="180"/>
-        <w:shd w:fill="F4F9FC"/>
-      </w:pPr>
-      <w:r>
-        <w:rPr>
-          <w:b w:val="0"/>
-        </w:rPr>
-        <w:t>1. Compute totals</w:t>
-      </w:r>
-    </w:p>
-    <w:p>
-      <w:pPr>
-        <w:spacing w:line="336" w:lineRule="auto" w:after="180"/>
-        <w:shd w:fill="F4F9FC"/>
-      </w:pPr>
-      <w:r>
-        <w:rPr>
-          <w:b w:val="0"/>
-        </w:rPr>
-        <w:t>2. Investigate ambiguity</w:t>
-      </w:r>
-    </w:p>
-    <w:p>
-      <w:pPr>
-        <w:spacing w:line="336" w:lineRule="auto" w:after="180"/>
-        <w:shd w:fill="F4F9FC"/>
-      </w:pPr>
-      <w:r>
-        <w:rPr>
-          <w:b w:val="0"/>
-        </w:rPr>
-        <w:t>3. Compute slice rates</w:t>
+        <w:t>Repair a missing building block</w:t>
       </w:r>
     </w:p>
     <w:p>
@@ -1768,472 +1978,25 @@
         <w:pStyle w:val="Heading3"/>
       </w:pPr>
       <w:r>
-        <w:t>My selected conclusion, deciding fact and explanation</w:t>
-      </w:r>
-    </w:p>
-    <w:p>
-      <w:r>
-        <w:t>________________________________________________________________</w:t>
-      </w:r>
-    </w:p>
-    <w:p>
-      <w:r>
-        <w:t>________________________________________________________________</w:t>
-      </w:r>
-    </w:p>
-    <w:p>
-      <w:r>
-        <w:t>________________________________________________________________</w:t>
-      </w:r>
-    </w:p>
-    <w:p>
-      <w:r>
-        <w:t>________________________________________________________________</w:t>
-      </w:r>
-    </w:p>
-    <w:p>
-      <w:r>
-        <w:t>________________________________________________________________</w:t>
-      </w:r>
-    </w:p>
-    <w:p>
-      <w:pPr>
-        <w:pStyle w:val="Heading3"/>
-      </w:pPr>
-      <w:r>
-        <w:t>Hint · try first</w:t>
-      </w:r>
-    </w:p>
-    <w:p>
-      <w:pPr>
-        <w:spacing w:line="336" w:lineRule="auto" w:after="180"/>
-        <w:shd w:fill="F1F6F8"/>
-      </w:pPr>
-      <w:r>
-        <w:rPr>
-          <w:b w:val="0"/>
-        </w:rPr>
-        <w:t>Hint if needed: Read the steps in the pictorial case. Match the supplied detail to the stage that performs or records it.</w:t>
-      </w:r>
-    </w:p>
-    <w:p>
-      <w:pPr>
-        <w:pStyle w:val="Heading3"/>
-      </w:pPr>
-      <w:r>
-        <w:t>Feedback · compare after trying</w:t>
-      </w:r>
-    </w:p>
-    <w:p>
-      <w:pPr>
-        <w:spacing w:line="336" w:lineRule="auto" w:after="180"/>
-        <w:shd w:fill="F1F6FC"/>
-      </w:pPr>
-      <w:r>
-        <w:rPr>
-          <w:b w:val="0"/>
-        </w:rPr>
-        <w:t>After your attempt, compare with the supported explanation: Investigate ambiguity Inspect that slice’s failures before selecting a repair. Slice monitoring exposes changes hidden by common easy questions.</w:t>
-      </w:r>
-    </w:p>
-    <w:p>
-      <w:pPr>
-        <w:spacing w:line="336" w:lineRule="auto" w:after="180"/>
-        <w:shd w:fill="F1F6FC"/>
-      </w:pPr>
-      <w:r>
-        <w:rPr>
-          <w:b w:val="0"/>
-        </w:rPr>
-        <w:t>Retain each denominator and compare the measurement conditions.</w:t>
-      </w:r>
-    </w:p>
-    <w:p>
-      <w:pPr>
-        <w:pStyle w:val="Heading3"/>
-      </w:pPr>
-      <w:r>
-        <w:t>Practice 2: explain the deciding evidence</w:t>
-      </w:r>
-    </w:p>
-    <w:p>
-      <w:pPr>
-        <w:pStyle w:val="Heading3"/>
-      </w:pPr>
-      <w:r>
-        <w:t>Changed case · predict first</w:t>
-      </w:r>
-    </w:p>
-    <w:p>
-      <w:pPr>
-        <w:spacing w:line="336" w:lineRule="auto" w:after="180"/>
-        <w:shd w:fill="F5F1FB"/>
-      </w:pPr>
-      <w:r>
-        <w:rPr>
-          <w:b w:val="0"/>
-        </w:rPr>
-        <w:t>Changed-case practice: Week B has no ambiguous questions. Which conclusion is supported by the supplied facts?</w:t>
-      </w:r>
-    </w:p>
-    <w:p>
-      <w:pPr>
-        <w:spacing w:line="336" w:lineRule="auto" w:after="180"/>
-        <w:shd w:fill="F4F9FC"/>
-      </w:pPr>
-      <w:r>
-        <w:rPr>
-          <w:b w:val="0"/>
-        </w:rPr>
-        <w:t>1. That slice is unmeasured, not perfectly correct.</w:t>
-      </w:r>
-    </w:p>
-    <w:p>
-      <w:pPr>
-        <w:spacing w:line="336" w:lineRule="auto" w:after="180"/>
-        <w:shd w:fill="F4F9FC"/>
-      </w:pPr>
-      <w:r>
-        <w:rPr>
-          <w:b w:val="0"/>
-        </w:rPr>
-        <w:t xml:space="preserve">2. We can decide the result without examining the changed </w:t>
-      </w:r>
-      <w:r>
-        <w:rPr>
-          <w:b/>
-        </w:rPr>
-        <w:t>input</w:t>
-      </w:r>
-      <w:r>
-        <w:rPr>
-          <w:b w:val="0"/>
-        </w:rPr>
-        <w:t xml:space="preserve"> or the procedure.</w:t>
-      </w:r>
-    </w:p>
-    <w:p>
-      <w:pPr>
-        <w:spacing w:line="336" w:lineRule="auto" w:after="180"/>
-        <w:shd w:fill="F4F9FC"/>
-      </w:pPr>
-      <w:r>
-        <w:rPr>
-          <w:b w:val="0"/>
-        </w:rPr>
-        <w:t xml:space="preserve">3. This one example guarantees correct results for every future </w:t>
-      </w:r>
-      <w:r>
-        <w:rPr>
-          <w:b/>
-        </w:rPr>
-        <w:t>input</w:t>
-      </w:r>
-      <w:r>
-        <w:rPr>
-          <w:b w:val="0"/>
-        </w:rPr>
-        <w:t>.</w:t>
-      </w:r>
-    </w:p>
-    <w:p>
-      <w:pPr>
-        <w:pStyle w:val="Heading3"/>
-      </w:pPr>
-      <w:r>
-        <w:t>My selected conclusion, deciding fact and explanation</w:t>
-      </w:r>
-    </w:p>
-    <w:p>
-      <w:r>
-        <w:t>________________________________________________________________</w:t>
-      </w:r>
-    </w:p>
-    <w:p>
-      <w:r>
-        <w:t>________________________________________________________________</w:t>
-      </w:r>
-    </w:p>
-    <w:p>
-      <w:r>
-        <w:t>________________________________________________________________</w:t>
-      </w:r>
-    </w:p>
-    <w:p>
-      <w:r>
-        <w:t>________________________________________________________________</w:t>
-      </w:r>
-    </w:p>
-    <w:p>
-      <w:r>
-        <w:t>________________________________________________________________</w:t>
-      </w:r>
-    </w:p>
-    <w:p>
-      <w:pPr>
-        <w:pStyle w:val="Heading3"/>
-      </w:pPr>
-      <w:r>
-        <w:t>Hint · try first</w:t>
-      </w:r>
-    </w:p>
-    <w:p>
-      <w:pPr>
-        <w:spacing w:line="336" w:lineRule="auto" w:after="180"/>
-        <w:shd w:fill="F1F6F8"/>
-      </w:pPr>
-      <w:r>
-        <w:rPr>
-          <w:b w:val="0"/>
-        </w:rPr>
-        <w:t>Hint if needed: Use the changed condition and the deciding step in the pictorial trace. The answer must say what follows from those facts.</w:t>
-      </w:r>
-    </w:p>
-    <w:p>
-      <w:pPr>
-        <w:pStyle w:val="Heading3"/>
-      </w:pPr>
-      <w:r>
-        <w:t>Feedback · compare after trying</w:t>
-      </w:r>
-    </w:p>
-    <w:p>
-      <w:pPr>
-        <w:spacing w:line="336" w:lineRule="auto" w:after="180"/>
-        <w:shd w:fill="F1F6FC"/>
-      </w:pPr>
-      <w:r>
-        <w:rPr>
-          <w:b w:val="0"/>
-        </w:rPr>
-        <w:t xml:space="preserve">After your attempt, compare with the supported explanation: That slice is unmeasured, not perfectly correct. No </w:t>
-      </w:r>
-      <w:r>
-        <w:rPr>
-          <w:b/>
-        </w:rPr>
-        <w:t>observation</w:t>
-      </w:r>
-      <w:r>
-        <w:rPr>
-          <w:b w:val="0"/>
-        </w:rPr>
-        <w:t>s means no rate can be calculated for it.</w:t>
-      </w:r>
-    </w:p>
-    <w:p>
-      <w:pPr>
-        <w:pStyle w:val="Heading3"/>
-      </w:pPr>
-      <w:r>
-        <w:t>Repair a missing building block</w:t>
-      </w:r>
-    </w:p>
-    <w:p>
-      <w:pPr>
-        <w:spacing w:line="336" w:lineRule="auto" w:after="180"/>
-      </w:pPr>
-      <w:r>
-        <w:rPr>
-          <w:b w:val="0"/>
-        </w:rPr>
-        <w:t xml:space="preserve">Review Release and rollback (ai-6/24). Goal: Explain the </w:t>
-      </w:r>
-      <w:r>
-        <w:rPr>
-          <w:b/>
-        </w:rPr>
-        <w:t>mechanism</w:t>
-      </w:r>
-      <w:r>
-        <w:rPr>
-          <w:b w:val="0"/>
-        </w:rPr>
-        <w:t xml:space="preserve"> and terminology of release and rollback. Short practice: Compute A’s and B’s correctness percentages.</w:t>
-      </w:r>
-    </w:p>
-    <w:p>
-      <w:pPr>
-        <w:spacing w:line="336" w:lineRule="auto" w:after="180"/>
-      </w:pPr>
-      <w:r>
-        <w:rPr>
-          <w:b w:val="0"/>
-        </w:rPr>
-        <w:t>Why is B still blocked, and does passing a fresh privacy check automatically satisfy every release gate?. Return to this week and explain what you changed.</w:t>
-      </w:r>
-    </w:p>
-    <w:p>
-      <w:pPr>
-        <w:spacing w:line="336" w:lineRule="auto" w:after="180"/>
-      </w:pPr>
-      <w:r>
-        <w:rPr>
-          <w:b w:val="0"/>
-        </w:rPr>
-        <w:t xml:space="preserve">Review Queues and asynchronous work (ai-6/22). Goal: Explain the </w:t>
-      </w:r>
-      <w:r>
-        <w:rPr>
-          <w:b/>
-        </w:rPr>
-        <w:t>mechanism</w:t>
-      </w:r>
-      <w:r>
-        <w:rPr>
-          <w:b w:val="0"/>
-        </w:rPr>
-        <w:t xml:space="preserve"> and terminology of queues and asynchronous work. Short practice: Explain what the queued J12 submission response proves and what it does not.</w:t>
-      </w:r>
-    </w:p>
-    <w:p>
-      <w:pPr>
-        <w:spacing w:line="336" w:lineRule="auto" w:after="180"/>
-      </w:pPr>
-      <w:r>
-        <w:rPr>
-          <w:b w:val="0"/>
-        </w:rPr>
-        <w:t>Which event permits succeeded status, and what status is honest after a worker crash?. Return to this week and explain what you changed.</w:t>
-      </w:r>
-    </w:p>
-    <w:p>
-      <w:pPr>
-        <w:spacing w:line="336" w:lineRule="auto" w:after="180"/>
-      </w:pPr>
-      <w:r>
-        <w:rPr>
-          <w:b w:val="0"/>
-        </w:rPr>
-        <w:t xml:space="preserve">Review Sandboxing and resource limits (ai-6/19). Goal: Explain the </w:t>
-      </w:r>
-      <w:r>
-        <w:rPr>
-          <w:b/>
-        </w:rPr>
-        <w:t>mechanism</w:t>
-      </w:r>
-      <w:r>
-        <w:rPr>
-          <w:b w:val="0"/>
-        </w:rPr>
-        <w:t xml:space="preserve"> and terminology of sandboxing and resource limits. Short practice: Check A against both resource limits and B against network isolation.</w:t>
-      </w:r>
-    </w:p>
-    <w:p>
-      <w:pPr>
-        <w:spacing w:line="336" w:lineRule="auto" w:after="180"/>
-      </w:pPr>
-      <w:r>
-        <w:rPr>
-          <w:b w:val="0"/>
-        </w:rPr>
-        <w:t xml:space="preserve">Why must A stop after three seconds even if its </w:t>
-      </w:r>
-      <w:r>
-        <w:rPr>
-          <w:b/>
-        </w:rPr>
-        <w:t>output</w:t>
-      </w:r>
-      <w:r>
-        <w:rPr>
-          <w:b w:val="0"/>
-        </w:rPr>
-        <w:t xml:space="preserve"> remains only 2 MB?. Return to this week and explain what you changed.</w:t>
-      </w:r>
-    </w:p>
-    <w:p>
-      <w:pPr>
-        <w:pStyle w:val="Heading3"/>
-      </w:pPr>
-      <w:r>
         <w:t>Keep your completed work</w:t>
       </w:r>
     </w:p>
     <w:p>
       <w:pPr>
-        <w:spacing w:line="336" w:lineRule="auto" w:after="180"/>
-      </w:pPr>
-      <w:r>
-        <w:rPr>
-          <w:b w:val="0"/>
-        </w:rPr>
-        <w:t xml:space="preserve">Use Download completed work in the hosted lesson to export your answers, reflections, practice feedback and code-run </w:t>
-      </w:r>
-      <w:r>
-        <w:rPr>
-          <w:b/>
-        </w:rPr>
-        <w:t>evidence</w:t>
-      </w:r>
-      <w:r>
-        <w:rPr>
-          <w:b w:val="0"/>
-        </w:rPr>
-        <w:t>. Open the HTML copy to read or print it.</w:t>
-      </w:r>
-    </w:p>
-    <w:p>
-      <w:pPr>
-        <w:spacing w:line="336" w:lineRule="auto" w:after="180"/>
-      </w:pPr>
-      <w:r>
-        <w:rPr>
-          <w:b w:val="0"/>
-        </w:rPr>
-        <w:t>Drafts stay in this browser when storage is available; clear drafts on a shared device.</w:t>
-      </w:r>
-    </w:p>
-    <w:p>
-      <w:pPr>
-        <w:pStyle w:val="Heading3"/>
-      </w:pPr>
-      <w:r>
-        <w:t>What I repaired, the evidence I kept and the next test</w:t>
-      </w:r>
-    </w:p>
-    <w:p>
-      <w:r>
-        <w:t>________________________________________________________________</w:t>
-      </w:r>
-    </w:p>
-    <w:p>
-      <w:r>
-        <w:t>________________________________________________________________</w:t>
-      </w:r>
-    </w:p>
-    <w:p>
-      <w:r>
-        <w:t>________________________________________________________________</w:t>
-      </w:r>
-    </w:p>
-    <w:p>
-      <w:r>
-        <w:t>________________________________________________________________</w:t>
-      </w:r>
-    </w:p>
-    <w:p>
-      <w:r>
-        <w:t>________________________________________________________________</w:t>
-      </w:r>
-    </w:p>
-    <w:p>
-      <w:pPr>
         <w:pStyle w:val="Heading1"/>
       </w:pPr>
       <w:r>
-        <w:t>15. Visual concept journey</w:t>
-      </w:r>
-    </w:p>
-    <w:p>
-      <w:r>
-        <w:t>Explain each Monitoring quality drift picture from its labels, then record a relevant limit.</w:t>
-      </w:r>
-    </w:p>
-    <w:p>
-      <w:pPr>
-        <w:pStyle w:val="Heading3"/>
+        <w:t>15. Reference · Six-picture response sheets</w:t>
+      </w:r>
+    </w:p>
+    <w:p>
+      <w:r>
+        <w:t>Choose the picture that helps explain the current step.</w:t>
+      </w:r>
+    </w:p>
+    <w:p>
+      <w:pPr>
+        <w:pStyle w:val="Heading2"/>
       </w:pPr>
       <w:r>
         <w:t>01. Monitoring quality drift: the case</w:t>
@@ -2289,7 +2052,6 @@
     <w:p>
       <w:pPr>
         <w:spacing w:line="336" w:lineRule="auto" w:after="180"/>
-        <w:shd w:fill="F5F1FB"/>
       </w:pPr>
       <w:r>
         <w:rPr>
@@ -2328,7 +2090,7 @@
     </w:p>
     <w:p>
       <w:pPr>
-        <w:pStyle w:val="Heading3"/>
+        <w:pStyle w:val="Heading2"/>
       </w:pPr>
       <w:r>
         <w:t>02. Follow the deciding steps</w:t>
@@ -2396,7 +2158,6 @@
     <w:p>
       <w:pPr>
         <w:spacing w:line="336" w:lineRule="auto" w:after="180"/>
-        <w:shd w:fill="F5F1FB"/>
       </w:pPr>
       <w:r>
         <w:rPr>
@@ -2447,7 +2208,7 @@
     </w:p>
     <w:p>
       <w:pPr>
-        <w:pStyle w:val="Heading3"/>
+        <w:pStyle w:val="Heading2"/>
       </w:pPr>
       <w:r>
         <w:t>03. Quality slices: retain denominators</w:t>
@@ -2503,7 +2264,6 @@
     <w:p>
       <w:pPr>
         <w:spacing w:line="336" w:lineRule="auto" w:after="180"/>
-        <w:shd w:fill="F5F1FB"/>
       </w:pPr>
       <w:r>
         <w:rPr>
@@ -2542,7 +2302,7 @@
     </w:p>
     <w:p>
       <w:pPr>
-        <w:pStyle w:val="Heading3"/>
+        <w:pStyle w:val="Heading2"/>
       </w:pPr>
       <w:r>
         <w:t>04. Change one thing. Trace what follows.</w:t>
@@ -2621,7 +2381,6 @@
     <w:p>
       <w:pPr>
         <w:spacing w:line="336" w:lineRule="auto" w:after="180"/>
-        <w:shd w:fill="F5F1FB"/>
       </w:pPr>
       <w:r>
         <w:rPr>
@@ -2660,7 +2419,7 @@
     </w:p>
     <w:p>
       <w:pPr>
-        <w:pStyle w:val="Heading3"/>
+        <w:pStyle w:val="Heading2"/>
       </w:pPr>
       <w:r>
         <w:t>05. Connect the explanation to its limit</w:t>
@@ -2727,7 +2486,6 @@
     <w:p>
       <w:pPr>
         <w:spacing w:line="336" w:lineRule="auto" w:after="180"/>
-        <w:shd w:fill="F5F1FB"/>
       </w:pPr>
       <w:r>
         <w:rPr>
@@ -2766,7 +2524,7 @@
     </w:p>
     <w:p>
       <w:pPr>
-        <w:pStyle w:val="Heading3"/>
+        <w:pStyle w:val="Heading2"/>
       </w:pPr>
       <w:r>
         <w:t>06. Make the idea visible in your project</w:t>
@@ -2868,7 +2626,6 @@
     <w:p>
       <w:pPr>
         <w:spacing w:line="336" w:lineRule="auto" w:after="180"/>
-        <w:shd w:fill="F5F1FB"/>
       </w:pPr>
       <w:r>
         <w:rPr>
@@ -2915,6 +2672,62 @@
     <w:p>
       <w:r>
         <w:t>________________________________________________________________</w:t>
+      </w:r>
+    </w:p>
+    <w:p>
+      <w:pPr>
+        <w:pStyle w:val="Heading2"/>
+      </w:pPr>
+      <w:r>
+        <w:t>Earlier wording, alternatives and picture transcripts · reference / check after trying</w:t>
+      </w:r>
+    </w:p>
+    <w:p>
+      <w:pPr>
+        <w:pStyle w:val="Heading3"/>
+      </w:pPr>
+      <w:r>
+        <w:t>01. Monitoring quality drift: the case</w:t>
+      </w:r>
+    </w:p>
+    <w:p>
+      <w:pPr>
+        <w:pStyle w:val="Heading3"/>
+      </w:pPr>
+      <w:r>
+        <w:t>02. Follow the deciding steps</w:t>
+      </w:r>
+    </w:p>
+    <w:p>
+      <w:pPr>
+        <w:pStyle w:val="Heading3"/>
+      </w:pPr>
+      <w:r>
+        <w:t>03. Quality slices: retain denominators</w:t>
+      </w:r>
+    </w:p>
+    <w:p>
+      <w:pPr>
+        <w:pStyle w:val="Heading3"/>
+      </w:pPr>
+      <w:r>
+        <w:t>04. Change one thing. Trace what follows.</w:t>
+      </w:r>
+    </w:p>
+    <w:p>
+      <w:pPr>
+        <w:pStyle w:val="Heading3"/>
+      </w:pPr>
+      <w:r>
+        <w:t>05. Connect the explanation to its limit</w:t>
+      </w:r>
+    </w:p>
+    <w:p>
+      <w:pPr>
+        <w:pStyle w:val="Heading3"/>
+      </w:pPr>
+      <w:r>
+        <w:t>06. Make the idea visible in your project</w:t>
       </w:r>
     </w:p>
     <w:sectPr>
